--- a/birthday-bash-app/birthday-bash-copy.docx
+++ b/birthday-bash-app/birthday-bash-copy.docx
@@ -1,6 +1,6 @@
 
 <file path=word/document.xml><?xml version="1.0" encoding="utf-8"?>
-<w:document xmlns:wpc="http://schemas.microsoft.com/office/word/2010/wordprocessingCanvas" xmlns:mc="http://schemas.openxmlformats.org/markup-compatibility/2006" xmlns:o="urn:schemas-microsoft-com:office:office" xmlns:r="http://schemas.openxmlformats.org/officeDocument/2006/relationships" xmlns:m="http://schemas.openxmlformats.org/officeDocument/2006/math" xmlns:v="urn:schemas-microsoft-com:vml" xmlns:wp14="http://schemas.microsoft.com/office/word/2010/wordprocessingDrawing" xmlns:wp="http://schemas.openxmlformats.org/drawingml/2006/wordprocessingDrawing" xmlns:w10="urn:schemas-microsoft-com:office:word" xmlns:w="http://schemas.openxmlformats.org/wordprocessingml/2006/main" xmlns:w14="http://schemas.microsoft.com/office/word/2010/wordml" xmlns:w15="http://schemas.microsoft.com/office/word/2012/wordml" xmlns:wpg="http://schemas.microsoft.com/office/word/2010/wordprocessingGroup" xmlns:wpi="http://schemas.microsoft.com/office/word/2010/wordprocessingInk" xmlns:wne="http://schemas.microsoft.com/office/word/2006/wordml" xmlns:wps="http://schemas.microsoft.com/office/word/2010/wordprocessingShape" xmlns:cx="http://schemas.microsoft.com/office/drawing/2014/chartex" xmlns:cx1="http://schemas.microsoft.com/office/drawing/2015/9/8/chartex" xmlns:cx2="http://schemas.microsoft.com/office/drawing/2015/10/21/chartex" xmlns:cx3="http://schemas.microsoft.com/office/drawing/2016/5/9/chartex" xmlns:cx4="http://schemas.microsoft.com/office/drawing/2016/5/10/chartex" xmlns:cx5="http://schemas.microsoft.com/office/drawing/2016/5/11/chartex" xmlns:cx6="http://schemas.microsoft.com/office/drawing/2016/5/12/chartex" xmlns:cx7="http://schemas.microsoft.com/office/drawing/2016/5/13/chartex" xmlns:cx8="http://schemas.microsoft.com/office/drawing/2016/5/14/chartex" xmlns:aink="http://schemas.microsoft.com/office/drawing/2016/ink" xmlns:am3d="http://schemas.microsoft.com/office/drawing/2017/model3d" xmlns:w16cex="http://schemas.microsoft.com/office/word/2018/wordml/cex" xmlns:w16cid="http://schemas.microsoft.com/office/word/2016/wordml/cid" xmlns:w16="http://schemas.microsoft.com/office/word/2018/wordml" xmlns:w16sdtdh="http://schemas.microsoft.com/office/word/2020/wordml/sdtdatahash" xmlns:w16se="http://schemas.microsoft.com/office/word/2015/wordml/symex" mc:Ignorable="w14 w15 wp14">
+<w:document xmlns:wpc="http://schemas.microsoft.com/office/word/2010/wordprocessingCanvas" xmlns:cx="http://schemas.microsoft.com/office/drawing/2014/chartex" xmlns:cx1="http://schemas.microsoft.com/office/drawing/2015/9/8/chartex" xmlns:cx2="http://schemas.microsoft.com/office/drawing/2015/10/21/chartex" xmlns:cx3="http://schemas.microsoft.com/office/drawing/2016/5/9/chartex" xmlns:cx4="http://schemas.microsoft.com/office/drawing/2016/5/10/chartex" xmlns:cx5="http://schemas.microsoft.com/office/drawing/2016/5/11/chartex" xmlns:cx6="http://schemas.microsoft.com/office/drawing/2016/5/12/chartex" xmlns:cx7="http://schemas.microsoft.com/office/drawing/2016/5/13/chartex" xmlns:cx8="http://schemas.microsoft.com/office/drawing/2016/5/14/chartex" xmlns:mc="http://schemas.openxmlformats.org/markup-compatibility/2006" xmlns:aink="http://schemas.microsoft.com/office/drawing/2016/ink" xmlns:am3d="http://schemas.microsoft.com/office/drawing/2017/model3d" xmlns:o="urn:schemas-microsoft-com:office:office" xmlns:oel="http://schemas.microsoft.com/office/2019/extlst" xmlns:r="http://schemas.openxmlformats.org/officeDocument/2006/relationships" xmlns:m="http://schemas.openxmlformats.org/officeDocument/2006/math" xmlns:v="urn:schemas-microsoft-com:vml" xmlns:wp14="http://schemas.microsoft.com/office/word/2010/wordprocessingDrawing" xmlns:wp="http://schemas.openxmlformats.org/drawingml/2006/wordprocessingDrawing" xmlns:w10="urn:schemas-microsoft-com:office:word" xmlns:w="http://schemas.openxmlformats.org/wordprocessingml/2006/main" xmlns:w14="http://schemas.microsoft.com/office/word/2010/wordml" xmlns:w15="http://schemas.microsoft.com/office/word/2012/wordml" xmlns:w16cex="http://schemas.microsoft.com/office/word/2018/wordml/cex" xmlns:w16cid="http://schemas.microsoft.com/office/word/2016/wordml/cid" xmlns:w16="http://schemas.microsoft.com/office/word/2018/wordml" xmlns:w16du="http://schemas.microsoft.com/office/word/2023/wordml/word16du" xmlns:w16sdtdh="http://schemas.microsoft.com/office/word/2020/wordml/sdtdatahash" xmlns:w16sdtfl="http://schemas.microsoft.com/office/word/2024/wordml/sdtformatlock" xmlns:w16se="http://schemas.microsoft.com/office/word/2015/wordml/symex" xmlns:wpg="http://schemas.microsoft.com/office/word/2010/wordprocessingGroup" xmlns:wpi="http://schemas.microsoft.com/office/word/2010/wordprocessingInk" xmlns:wne="http://schemas.microsoft.com/office/word/2006/wordml" xmlns:wps="http://schemas.microsoft.com/office/word/2010/wordprocessingShape" mc:Ignorable="w14 w15 w16se w16cid w16 w16cex w16sdtdh w16sdtfl w16du wp14">
   <w:body>
     <w:p>
       <w:pPr>
@@ -9,11 +9,7 @@
         <w:jc w:val="center"/>
       </w:pPr>
       <w:r>
-        <w:rPr>
-          <w:b/>
-          <w:bCs/>
-        </w:rPr>
-        <w:t xml:space="preserve">Sarah &amp; Willy's 30th Birthday Bash</w:t>
+        <w:t>Sarah &amp; Willy's 30th Birthday Bash</w:t>
       </w:r>
     </w:p>
     <w:p>
@@ -22,7 +18,7 @@
         <w:jc w:val="center"/>
       </w:pPr>
       <w:r>
-        <w:t xml:space="preserve">Website Copy — Editable Source of Truth</w:t>
+        <w:t>Website Copy — Editable Source of Truth</w:t>
       </w:r>
     </w:p>
     <w:p>
@@ -34,7 +30,7 @@
           <w:b/>
           <w:bCs/>
         </w:rPr>
-        <w:t xml:space="preserve">How to use this document</w:t>
+        <w:t>How to use this document</w:t>
       </w:r>
     </w:p>
     <w:p>
@@ -42,7 +38,7 @@
         <w:spacing w:after="120"/>
       </w:pPr>
       <w:r>
-        <w:t xml:space="preserve">Edit any text below directly. Keep the section headings and field labels intact so Claude can map your changes back to the right place in the app. Save the file in the same location when done.</w:t>
+        <w:t>Edit any text below directly. Keep the section headings and field labels intact so Claude can map your changes back to the right place in the app. Save the file in the same location when done.</w:t>
       </w:r>
     </w:p>
     <w:p>
@@ -50,39 +46,35 @@
         <w:spacing w:after="120"/>
       </w:pPr>
       <w:r>
-        <w:t xml:space="preserve">Lines that begin with a bold label (e.g., "Description:") correspond to one editable piece of copy. Replace everything after the colon.</w:t>
+        <w:t>Lines that begin with a bold label (e.g., "Description:") correspond to one editable piece of copy. Replace everything after the colon.</w:t>
       </w:r>
     </w:p>
     <w:p>
       <w:pPr>
         <w:pBdr>
-          <w:bottom w:val="single" w:color="b8a97a" w:sz="6" w:space="1"/>
+          <w:bottom w:val="single" w:sz="6" w:space="1" w:color="B8A97A"/>
         </w:pBdr>
-        <w:spacing w:after="120" w:before="120"/>
+        <w:spacing w:before="120" w:after="120"/>
       </w:pPr>
     </w:p>
     <w:p>
       <w:pPr>
         <w:pStyle w:val="Heading1"/>
-        <w:spacing w:after="140" w:before="240"/>
-      </w:pPr>
-      <w:r>
-        <w:rPr>
-          <w:b/>
-          <w:bCs/>
-        </w:rPr>
-        <w:t xml:space="preserve">Hero banner (top of page)</w:t>
-      </w:r>
-    </w:p>
-    <w:p>
-      <w:pPr>
-        <w:spacing w:after="140" w:before="60"/>
-      </w:pPr>
-      <w:r>
-        <w:rPr>
-          <w:color w:val="7a6a5a"/>
-        </w:rPr>
-        <w:t xml:space="preserve">Dark-green mountain banner at the very top.</w:t>
+        <w:spacing w:before="240" w:after="140"/>
+      </w:pPr>
+      <w:r>
+        <w:t>Hero banner (top of page)</w:t>
+      </w:r>
+    </w:p>
+    <w:p>
+      <w:pPr>
+        <w:spacing w:before="60" w:after="140"/>
+      </w:pPr>
+      <w:r>
+        <w:rPr>
+          <w:color w:val="7A6A5A"/>
+        </w:rPr>
+        <w:t>Dark-green mountain banner at the very top.</w:t>
       </w:r>
     </w:p>
     <w:p>
@@ -97,7 +89,7 @@
         <w:t xml:space="preserve">Eyebrow (location): </w:t>
       </w:r>
       <w:r>
-        <w:t xml:space="preserve">Jackson Hole, Wyoming</w:t>
+        <w:t>Jackson Hole, Wyoming</w:t>
       </w:r>
     </w:p>
     <w:p>
@@ -112,7 +104,7 @@
         <w:t xml:space="preserve">Title, line 1: </w:t>
       </w:r>
       <w:r>
-        <w:t xml:space="preserve">Sarah &amp; Willy's</w:t>
+        <w:t>Sarah &amp; Willy's</w:t>
       </w:r>
     </w:p>
     <w:p>
@@ -127,7 +119,7 @@
         <w:t xml:space="preserve">Title, line 2 (italic): </w:t>
       </w:r>
       <w:r>
-        <w:t xml:space="preserve">30th Birthday Bash</w:t>
+        <w:t>30th Birthday Bash</w:t>
       </w:r>
     </w:p>
     <w:p>
@@ -142,7 +134,7 @@
         <w:t xml:space="preserve">Date range: </w:t>
       </w:r>
       <w:r>
-        <w:t xml:space="preserve">August 6 – 10, 2025</w:t>
+        <w:t>August 6 – 10, 2025</w:t>
       </w:r>
     </w:p>
     <w:p>
@@ -157,7 +149,7 @@
         <w:t xml:space="preserve">Pill 1: </w:t>
       </w:r>
       <w:r>
-        <w:t xml:space="preserve">Fly Fishing</w:t>
+        <w:t>Fly Fishing</w:t>
       </w:r>
     </w:p>
     <w:p>
@@ -172,7 +164,7 @@
         <w:t xml:space="preserve">Pill 2: </w:t>
       </w:r>
       <w:r>
-        <w:t xml:space="preserve">Grand Teton</w:t>
+        <w:t>Grand Teton</w:t>
       </w:r>
     </w:p>
     <w:p>
@@ -187,7 +179,7 @@
         <w:t xml:space="preserve">Pill 3: </w:t>
       </w:r>
       <w:r>
-        <w:t xml:space="preserve">Murder Mystery</w:t>
+        <w:t>Murder Mystery</w:t>
       </w:r>
     </w:p>
     <w:p>
@@ -202,7 +194,7 @@
         <w:t xml:space="preserve">Pill 4: </w:t>
       </w:r>
       <w:r>
-        <w:t xml:space="preserve">The Rose</w:t>
+        <w:t>The Rose</w:t>
       </w:r>
     </w:p>
     <w:p>
@@ -217,39 +209,53 @@
         <w:t xml:space="preserve">Pill 5: </w:t>
       </w:r>
       <w:r>
-        <w:t xml:space="preserve">Whitewater</w:t>
+        <w:t xml:space="preserve">Choose </w:t>
+      </w:r>
+      <w:r>
+        <w:t>Y</w:t>
+      </w:r>
+      <w:r>
+        <w:t xml:space="preserve">our </w:t>
+      </w:r>
+      <w:r>
+        <w:t>O</w:t>
+      </w:r>
+      <w:r>
+        <w:t xml:space="preserve">wn </w:t>
+      </w:r>
+      <w:r>
+        <w:t>A</w:t>
+      </w:r>
+      <w:r>
+        <w:t>dventure</w:t>
       </w:r>
     </w:p>
     <w:p>
       <w:pPr>
         <w:pBdr>
-          <w:bottom w:val="single" w:color="b8a97a" w:sz="6" w:space="1"/>
+          <w:bottom w:val="single" w:sz="6" w:space="1" w:color="B8A97A"/>
         </w:pBdr>
-        <w:spacing w:after="120" w:before="120"/>
+        <w:spacing w:before="120" w:after="120"/>
       </w:pPr>
     </w:p>
     <w:p>
       <w:pPr>
         <w:pStyle w:val="Heading1"/>
-        <w:spacing w:after="140" w:before="240"/>
-      </w:pPr>
-      <w:r>
-        <w:rPr>
-          <w:b/>
-          <w:bCs/>
-        </w:rPr>
-        <w:t xml:space="preserve">River illustration band (Wed–Thu)</w:t>
-      </w:r>
-    </w:p>
-    <w:p>
-      <w:pPr>
-        <w:spacing w:after="140" w:before="60"/>
-      </w:pPr>
-      <w:r>
-        <w:rPr>
-          <w:color w:val="7a6a5a"/>
-        </w:rPr>
-        <w:t xml:space="preserve">Left-side copy panel next to the river illustration.</w:t>
+        <w:spacing w:before="240" w:after="140"/>
+      </w:pPr>
+      <w:r>
+        <w:t>River illustration band (Wed–Thu)</w:t>
+      </w:r>
+    </w:p>
+    <w:p>
+      <w:pPr>
+        <w:spacing w:before="60" w:after="140"/>
+      </w:pPr>
+      <w:r>
+        <w:rPr>
+          <w:color w:val="7A6A5A"/>
+        </w:rPr>
+        <w:t>Left-side copy panel next to the river illustration.</w:t>
       </w:r>
     </w:p>
     <w:p>
@@ -264,7 +270,7 @@
         <w:t xml:space="preserve">Eyebrow: </w:t>
       </w:r>
       <w:r>
-        <w:t xml:space="preserve">Wednesday – Thursday</w:t>
+        <w:t>Wednesday – Thursday</w:t>
       </w:r>
     </w:p>
     <w:p>
@@ -279,7 +285,7 @@
         <w:t xml:space="preserve">Title, line 1 (italic): </w:t>
       </w:r>
       <w:r>
-        <w:t xml:space="preserve">South Fork River</w:t>
+        <w:t>South Fork River</w:t>
       </w:r>
     </w:p>
     <w:p>
@@ -294,7 +300,7 @@
         <w:t xml:space="preserve">Title, line 2: </w:t>
       </w:r>
       <w:r>
-        <w:t xml:space="preserve">Overnight Camp</w:t>
+        <w:t>Overnight Camp</w:t>
       </w:r>
     </w:p>
     <w:p>
@@ -309,7 +315,7 @@
         <w:t xml:space="preserve">Description: </w:t>
       </w:r>
       <w:r>
-        <w:t xml:space="preserve">Two days of guided fly fishing on one of Idaho's most celebrated stretches of water, hosted by West Bank Anglers. Expect cutthroat, browns, and a campfire cookout under a sky full of stars.</w:t>
+        <w:t>Two days of guided fly fishing on one of Idaho's most celebrated stretches of water, hosted by West Bank Anglers. Expect cutthroat, browns, and a campfire cookout under a sky full of stars.</w:t>
       </w:r>
     </w:p>
     <w:p>
@@ -324,7 +330,7 @@
         <w:t xml:space="preserve">Link text: </w:t>
       </w:r>
       <w:r>
-        <w:t xml:space="preserve">westbankanglers.com ↗</w:t>
+        <w:t>westbankanglers.com ↗</w:t>
       </w:r>
     </w:p>
     <w:p>
@@ -339,54 +345,51 @@
         <w:t xml:space="preserve">Link URL: </w:t>
       </w:r>
       <w:r>
-        <w:t xml:space="preserve">https://westbankanglers.com/pages/overnight-guided-fly-fishing-trips</w:t>
+        <w:t>https://westbankanglers.com/pages/overnight-guided-fly-fishing-trips</w:t>
       </w:r>
     </w:p>
     <w:p>
       <w:pPr>
         <w:pBdr>
-          <w:bottom w:val="single" w:color="b8a97a" w:sz="6" w:space="1"/>
+          <w:bottom w:val="single" w:sz="6" w:space="1" w:color="B8A97A"/>
         </w:pBdr>
-        <w:spacing w:after="120" w:before="120"/>
+        <w:spacing w:before="120" w:after="120"/>
       </w:pPr>
     </w:p>
     <w:p>
       <w:pPr>
         <w:pStyle w:val="Heading1"/>
-        <w:spacing w:after="140" w:before="240"/>
-      </w:pPr>
-      <w:r>
-        <w:rPr>
-          <w:b/>
-          <w:bCs/>
-        </w:rPr>
-        <w:t xml:space="preserve">Mountain illustration band (Fri)</w:t>
-      </w:r>
-    </w:p>
-    <w:p>
-      <w:pPr>
-        <w:spacing w:after="140" w:before="60"/>
-      </w:pPr>
-      <w:r>
-        <w:rPr>
-          <w:color w:val="7a6a5a"/>
-        </w:rPr>
-        <w:t xml:space="preserve">Right-aligned copy panel next to the Grand Teton illustration.</w:t>
-      </w:r>
-    </w:p>
-    <w:p>
-      <w:pPr>
-        <w:spacing w:after="80"/>
-      </w:pPr>
-      <w:r>
-        <w:rPr>
-          <w:b/>
-          <w:bCs/>
-        </w:rPr>
+        <w:spacing w:before="240" w:after="140"/>
+      </w:pPr>
+      <w:r>
+        <w:t>Mountain illustration band (Fri)</w:t>
+      </w:r>
+    </w:p>
+    <w:p>
+      <w:pPr>
+        <w:spacing w:before="60" w:after="140"/>
+      </w:pPr>
+      <w:r>
+        <w:rPr>
+          <w:color w:val="7A6A5A"/>
+        </w:rPr>
+        <w:t>Right-aligned copy panel next to the Grand Teton illustration.</w:t>
+      </w:r>
+    </w:p>
+    <w:p>
+      <w:pPr>
+        <w:spacing w:after="80"/>
+      </w:pPr>
+      <w:r>
+        <w:rPr>
+          <w:b/>
+          <w:bCs/>
+        </w:rPr>
+        <w:lastRenderedPageBreak/>
         <w:t xml:space="preserve">Eyebrow: </w:t>
       </w:r>
       <w:r>
-        <w:t xml:space="preserve">Friday</w:t>
+        <w:t>Friday</w:t>
       </w:r>
     </w:p>
     <w:p>
@@ -401,7 +404,7 @@
         <w:t xml:space="preserve">Title, line 1 (italic): </w:t>
       </w:r>
       <w:r>
-        <w:t xml:space="preserve">Grand Teton</w:t>
+        <w:t>Grand Teton</w:t>
       </w:r>
     </w:p>
     <w:p>
@@ -416,7 +419,7 @@
         <w:t xml:space="preserve">Title, line 2: </w:t>
       </w:r>
       <w:r>
-        <w:t xml:space="preserve">Saddle Hike</w:t>
+        <w:t>Saddle Hike</w:t>
       </w:r>
     </w:p>
     <w:p>
@@ -431,39 +434,35 @@
         <w:t xml:space="preserve">Description: </w:t>
       </w:r>
       <w:r>
-        <w:t xml:space="preserve">One of Wyoming's most iconic ascents — a long, strenuous climb to the saddle of the Grand Teton. The views are unlike anything else. Come prepared and ready to earn it.</w:t>
+        <w:t>One of Wyoming's most iconic ascents — a long, strenuous climb to the saddle of the Grand Teton. The views are unlike anything else. Come prepared and ready to earn it.</w:t>
       </w:r>
     </w:p>
     <w:p>
       <w:pPr>
         <w:pBdr>
-          <w:bottom w:val="single" w:color="b8a97a" w:sz="6" w:space="1"/>
+          <w:bottom w:val="single" w:sz="6" w:space="1" w:color="B8A97A"/>
         </w:pBdr>
-        <w:spacing w:after="120" w:before="120"/>
+        <w:spacing w:before="120" w:after="120"/>
       </w:pPr>
     </w:p>
     <w:p>
       <w:pPr>
         <w:pStyle w:val="Heading1"/>
-        <w:spacing w:after="140" w:before="240"/>
-      </w:pPr>
-      <w:r>
-        <w:rPr>
-          <w:b/>
-          <w:bCs/>
-        </w:rPr>
-        <w:t xml:space="preserve">Adventure band header (Sat)</w:t>
-      </w:r>
-    </w:p>
-    <w:p>
-      <w:pPr>
-        <w:spacing w:after="140" w:before="60"/>
-      </w:pPr>
-      <w:r>
-        <w:rPr>
-          <w:color w:val="7a6a5a"/>
-        </w:rPr>
-        <w:t xml:space="preserve">Centered header above the three-panel adventure illustration.</w:t>
+        <w:spacing w:before="240" w:after="140"/>
+      </w:pPr>
+      <w:r>
+        <w:t>Adventure band header (Sat)</w:t>
+      </w:r>
+    </w:p>
+    <w:p>
+      <w:pPr>
+        <w:spacing w:before="60" w:after="140"/>
+      </w:pPr>
+      <w:r>
+        <w:rPr>
+          <w:color w:val="7A6A5A"/>
+        </w:rPr>
+        <w:t>Centered header above the three-panel adventure illustration.</w:t>
       </w:r>
     </w:p>
     <w:p>
@@ -478,7 +477,7 @@
         <w:t xml:space="preserve">Eyebrow: </w:t>
       </w:r>
       <w:r>
-        <w:t xml:space="preserve">Saturday, August 9</w:t>
+        <w:t>Saturday, August 9</w:t>
       </w:r>
     </w:p>
     <w:p>
@@ -493,52 +492,44 @@
         <w:t xml:space="preserve">Title: </w:t>
       </w:r>
       <w:r>
-        <w:t xml:space="preserve">Choose Your Own Adventure</w:t>
+        <w:t>Choose Your Own Adventure</w:t>
       </w:r>
     </w:p>
     <w:p>
       <w:pPr>
         <w:pBdr>
-          <w:bottom w:val="single" w:color="b8a97a" w:sz="6" w:space="1"/>
+          <w:bottom w:val="single" w:sz="6" w:space="1" w:color="B8A97A"/>
         </w:pBdr>
-        <w:spacing w:after="120" w:before="120"/>
+        <w:spacing w:before="120" w:after="120"/>
       </w:pPr>
     </w:p>
     <w:p>
       <w:pPr>
         <w:pStyle w:val="Heading1"/>
-        <w:spacing w:after="140" w:before="240"/>
-      </w:pPr>
-      <w:r>
-        <w:rPr>
-          <w:b/>
-          <w:bCs/>
-        </w:rPr>
-        <w:t xml:space="preserve">Day-by-day itinerary</w:t>
-      </w:r>
-    </w:p>
-    <w:p>
-      <w:pPr>
-        <w:spacing w:after="140" w:before="60"/>
-      </w:pPr>
-      <w:r>
-        <w:rPr>
-          <w:color w:val="7a6a5a"/>
-        </w:rPr>
-        <w:t xml:space="preserve">Detailed schedule. Each day has a label, a set of time-block rows (time + description), and an icon label.</w:t>
+        <w:spacing w:before="240" w:after="140"/>
+      </w:pPr>
+      <w:r>
+        <w:t>Day-by-day itinerary</w:t>
+      </w:r>
+    </w:p>
+    <w:p>
+      <w:pPr>
+        <w:spacing w:before="60" w:after="140"/>
+      </w:pPr>
+      <w:r>
+        <w:rPr>
+          <w:color w:val="7A6A5A"/>
+        </w:rPr>
+        <w:t>Detailed schedule. Each day has a label, a set of time-block rows (time + description), and an icon label.</w:t>
       </w:r>
     </w:p>
     <w:p>
       <w:pPr>
         <w:pStyle w:val="Heading2"/>
-        <w:spacing w:after="80" w:before="220"/>
-      </w:pPr>
-      <w:r>
-        <w:rPr>
-          <w:b/>
-          <w:bCs/>
-        </w:rPr>
-        <w:t xml:space="preserve">Wednesday, August 6</w:t>
+        <w:spacing w:before="220"/>
+      </w:pPr>
+      <w:r>
+        <w:t>Wednesday, August 6</w:t>
       </w:r>
     </w:p>
     <w:p>
@@ -553,7 +544,7 @@
         <w:t xml:space="preserve">Time 1 label: </w:t>
       </w:r>
       <w:r>
-        <w:t xml:space="preserve">2:00 pm</w:t>
+        <w:t>2:00 pm</w:t>
       </w:r>
     </w:p>
     <w:p>
@@ -568,7 +559,7 @@
         <w:t xml:space="preserve">Time 1 description: </w:t>
       </w:r>
       <w:r>
-        <w:t xml:space="preserve">Depart Meacham International Airport (KFTW) in Fort Worth. Please arrive by 1:15 pm so we can board together and get in the air on time.</w:t>
+        <w:t>Depart Meacham International Airport (KFTW) in Fort Worth. Please arrive by 1:15 pm so we can board together and get in the air on time.</w:t>
       </w:r>
     </w:p>
     <w:p>
@@ -583,7 +574,7 @@
         <w:t xml:space="preserve">Time 2 label: </w:t>
       </w:r>
       <w:r>
-        <w:t xml:space="preserve">Afternoon</w:t>
+        <w:t>Afternoon</w:t>
       </w:r>
     </w:p>
     <w:p>
@@ -598,7 +589,22 @@
         <w:t xml:space="preserve">Time 2 description: </w:t>
       </w:r>
       <w:r>
-        <w:t xml:space="preserve">Arrive Driggs Airport and transfer directly to our overnight camp on the South Fork River with West Bank Anglers. Please pack a separate river go bag for this leg — your main luggage will go straight to the house. Babysitters will be with your children during the fishing trip and will bring them to the lodge once we're done on the water.</w:t>
+        <w:t xml:space="preserve">Arrive Driggs Airport and transfer directly to our overnight camp on the South Fork River with West Bank Anglers. Please pack a separate river go bag for this leg — your main luggage will go straight to the house. </w:t>
+      </w:r>
+      <w:r>
+        <w:t xml:space="preserve">Children are </w:t>
+      </w:r>
+      <w:r>
+        <w:t>w</w:t>
+      </w:r>
+      <w:r>
+        <w:t>elcome at the lodge</w:t>
+      </w:r>
+      <w:r>
+        <w:t>,</w:t>
+      </w:r>
+      <w:r>
+        <w:t xml:space="preserve"> and we will have nannies to watch them while we're on the water.</w:t>
       </w:r>
     </w:p>
     <w:p>
@@ -613,7 +619,7 @@
         <w:t xml:space="preserve">Time 3 label: </w:t>
       </w:r>
       <w:r>
-        <w:t xml:space="preserve">Evening</w:t>
+        <w:t>Evening</w:t>
       </w:r>
     </w:p>
     <w:p>
@@ -628,7 +634,25 @@
         <w:t xml:space="preserve">Time 3 description: </w:t>
       </w:r>
       <w:r>
-        <w:t xml:space="preserve">Fish the afternoon and evening guided by West Bank Anglers' expert team. The South Fork is renowned for wild cutthroat and brown trout. As the sun sets, we'll gather around a campfire for a proper outdoor cookout — grilled fish, cast iron sides, and cold drinks under a sky full of stars. We sleep at the river camp that night.</w:t>
+        <w:t xml:space="preserve">Fish the afternoon and evening guided by West Bank Anglers' expert team. The South Fork is renowned for wild cutthroat and brown trout. As the sun sets, we'll gather around a campfire for a proper outdoor cookout — grilled fish, </w:t>
+      </w:r>
+      <w:r>
+        <w:t>bonfires</w:t>
+      </w:r>
+      <w:r>
+        <w:t xml:space="preserve">, and </w:t>
+      </w:r>
+      <w:r>
+        <w:t>cocktails</w:t>
+      </w:r>
+      <w:r>
+        <w:t xml:space="preserve"> under a sky full of stars. We </w:t>
+      </w:r>
+      <w:r>
+        <w:t xml:space="preserve">will glamp </w:t>
+      </w:r>
+      <w:r>
+        <w:t>at the river camp that night.</w:t>
       </w:r>
     </w:p>
     <w:p>
@@ -643,20 +667,16 @@
         <w:t xml:space="preserve">Icon label: </w:t>
       </w:r>
       <w:r>
-        <w:t xml:space="preserve">Fly fishing</w:t>
+        <w:t>Fly fishing</w:t>
       </w:r>
     </w:p>
     <w:p>
       <w:pPr>
         <w:pStyle w:val="Heading2"/>
-        <w:spacing w:after="80" w:before="220"/>
-      </w:pPr>
-      <w:r>
-        <w:rPr>
-          <w:b/>
-          <w:bCs/>
-        </w:rPr>
-        <w:t xml:space="preserve">Thursday, August 7</w:t>
+        <w:spacing w:before="220"/>
+      </w:pPr>
+      <w:r>
+        <w:t>Thursday, August 7</w:t>
       </w:r>
     </w:p>
     <w:p>
@@ -671,7 +691,7 @@
         <w:t xml:space="preserve">Time 1 label: </w:t>
       </w:r>
       <w:r>
-        <w:t xml:space="preserve">Morning</w:t>
+        <w:t>Morning</w:t>
       </w:r>
     </w:p>
     <w:p>
@@ -686,7 +706,7 @@
         <w:t xml:space="preserve">Time 1 description: </w:t>
       </w:r>
       <w:r>
-        <w:t xml:space="preserve">Rise with the river. After a camp breakfast, we're back on the water with our guides for one final morning session on the South Fork. Make the most of it — this is world-class fishing.</w:t>
+        <w:t>Rise with the river. After a camp breakfast, we're back on the water with our guides for one final morning session on the South Fork. Make the most of it — this is world-class fishing.</w:t>
       </w:r>
     </w:p>
     <w:p>
@@ -701,7 +721,7 @@
         <w:t xml:space="preserve">Time 2 label: </w:t>
       </w:r>
       <w:r>
-        <w:t xml:space="preserve">Late PM</w:t>
+        <w:t>Late PM</w:t>
       </w:r>
     </w:p>
     <w:p>
@@ -716,7 +736,7 @@
         <w:t xml:space="preserve">Time 2 description: </w:t>
       </w:r>
       <w:r>
-        <w:t xml:space="preserve">Break camp and drive back to the house. Families reunite mid-afternoon for some downtime before the evening festivities.</w:t>
+        <w:t>Break camp and drive back to the house. Families reunite mid-afternoon for some downtime before the evening festivities.</w:t>
       </w:r>
     </w:p>
     <w:p>
@@ -731,22 +751,29 @@
         <w:t xml:space="preserve">Time 3 label: </w:t>
       </w:r>
       <w:r>
-        <w:t xml:space="preserve">Evening</w:t>
-      </w:r>
-    </w:p>
-    <w:p>
-      <w:pPr>
-        <w:spacing w:after="80"/>
-      </w:pPr>
-      <w:r>
-        <w:rPr>
-          <w:b/>
-          <w:bCs/>
-        </w:rPr>
+        <w:t>Evening</w:t>
+      </w:r>
+    </w:p>
+    <w:p>
+      <w:pPr>
+        <w:spacing w:after="80"/>
+      </w:pPr>
+      <w:r>
+        <w:rPr>
+          <w:b/>
+          <w:bCs/>
+        </w:rPr>
+        <w:lastRenderedPageBreak/>
         <w:t xml:space="preserve">Time 3 description: </w:t>
       </w:r>
       <w:r>
-        <w:t xml:space="preserve">Catered dinner at the house, followed by a full murder mystery night. We highly recommend watching The Traitors in advance — the perfect primer on suspicion and keeping a poker face. Come ready to accuse. Nannies are arranged at all rent houses so every adult can enjoy an uninterrupted evening.</w:t>
+        <w:t xml:space="preserve">Catered dinner at the house, followed by a full murder mystery night. We highly recommend watching The Traitors in advance — the perfect primer on suspicion and keeping a poker face. Come ready to accuse. Nannies are arranged </w:t>
+      </w:r>
+      <w:r>
+        <w:t xml:space="preserve">so everyone </w:t>
+      </w:r>
+      <w:r>
+        <w:t>can enjoy an uninterrupted evening.</w:t>
       </w:r>
     </w:p>
     <w:p>
@@ -761,20 +788,16 @@
         <w:t xml:space="preserve">Icon label: </w:t>
       </w:r>
       <w:r>
-        <w:t xml:space="preserve">Murder mystery</w:t>
+        <w:t>Murder mystery</w:t>
       </w:r>
     </w:p>
     <w:p>
       <w:pPr>
         <w:pStyle w:val="Heading2"/>
-        <w:spacing w:after="80" w:before="220"/>
-      </w:pPr>
-      <w:r>
-        <w:rPr>
-          <w:b/>
-          <w:bCs/>
-        </w:rPr>
-        <w:t xml:space="preserve">Friday, August 8</w:t>
+        <w:spacing w:before="220"/>
+      </w:pPr>
+      <w:r>
+        <w:t>Friday, August 8</w:t>
       </w:r>
     </w:p>
     <w:p>
@@ -789,7 +812,7 @@
         <w:t xml:space="preserve">Time 1 label: </w:t>
       </w:r>
       <w:r>
-        <w:t xml:space="preserve">Morning</w:t>
+        <w:t>Morning</w:t>
       </w:r>
     </w:p>
     <w:p>
@@ -804,7 +827,7 @@
         <w:t xml:space="preserve">Time 1 description: </w:t>
       </w:r>
       <w:r>
-        <w:t xml:space="preserve">We set out early for the Grand Teton saddle hike — one of Wyoming's most iconic ascents. Expect 10–12 miles round trip with significant elevation gain. Please bring proper hiking shoes, trek poles, warm layers, and plenty of water. Children are welcome — front packs and backpack carriers will be available, or nannies will be at the house all day. We'll return late afternoon.</w:t>
+        <w:t>We set out early for the Grand Teton saddle hike — one of Wyoming's most iconic ascents. Expect 10–12 miles round trip with significant elevation gain. Please bring proper hiking shoes, trek poles, warm layers, and plenty of water. Children are welcome — front packs and backpack carriers will be available, or nannies will be at the house all day. We'll return late afternoon.</w:t>
       </w:r>
     </w:p>
     <w:p>
@@ -819,7 +842,7 @@
         <w:t xml:space="preserve">Time 2 label: </w:t>
       </w:r>
       <w:r>
-        <w:t xml:space="preserve">Evening</w:t>
+        <w:t>Evening</w:t>
       </w:r>
     </w:p>
     <w:p>
@@ -834,7 +857,7 @@
         <w:t xml:space="preserve">Time 2 description: </w:t>
       </w:r>
       <w:r>
-        <w:t xml:space="preserve">After a quick turnaround, we head into downtown Jackson for dinner at Snake River Grill, one of Jackson's most celebrated restaurants. The evening continues with a bottle service reservation at The Rose. Wear your dancing shoes — a party bus will bring everyone safely back to the house at the end of the night.</w:t>
+        <w:t>After a quick turnaround, we head into downtown Jackson for dinner at Snake River Grill, one of Jackson's most celebrated restaurants. The evening continues with a bottle service reservation at The Rose. Wear your dancing shoes — a party bus will bring everyone safely back to the house at the end of the night.</w:t>
       </w:r>
     </w:p>
     <w:p>
@@ -849,20 +872,19 @@
         <w:t xml:space="preserve">Icon label: </w:t>
       </w:r>
       <w:r>
-        <w:t xml:space="preserve">Dinner &amp; The Rose</w:t>
+        <w:t xml:space="preserve">Snake River Grill </w:t>
+      </w:r>
+      <w:r>
+        <w:t>&amp; The Rose</w:t>
       </w:r>
     </w:p>
     <w:p>
       <w:pPr>
         <w:pStyle w:val="Heading2"/>
-        <w:spacing w:after="80" w:before="220"/>
-      </w:pPr>
-      <w:r>
-        <w:rPr>
-          <w:b/>
-          <w:bCs/>
-        </w:rPr>
-        <w:t xml:space="preserve">Saturday, August 9</w:t>
+        <w:spacing w:before="220"/>
+      </w:pPr>
+      <w:r>
+        <w:t>Saturday, August 9</w:t>
       </w:r>
     </w:p>
     <w:p>
@@ -877,7 +899,7 @@
         <w:t xml:space="preserve">Time 1 label: </w:t>
       </w:r>
       <w:r>
-        <w:t xml:space="preserve">Daytime (intro)</w:t>
+        <w:t>Daytime (intro)</w:t>
       </w:r>
     </w:p>
     <w:p>
@@ -892,7 +914,7 @@
         <w:t xml:space="preserve">Time 1 description: </w:t>
       </w:r>
       <w:r>
-        <w:t xml:space="preserve">Time to choose your adventure. We'll split into groups — just let us know your preference and we'll handle all the logistics and bookings.</w:t>
+        <w:t>Time to choose your adventure. We'll split into groups — just let us know your preference and we'll handle all the logistics and bookings.</w:t>
       </w:r>
     </w:p>
     <w:p>
@@ -907,7 +929,7 @@
         <w:t xml:space="preserve">Time 2 label: </w:t>
       </w:r>
       <w:r>
-        <w:t xml:space="preserve">Option A</w:t>
+        <w:t>Option A</w:t>
       </w:r>
     </w:p>
     <w:p>
@@ -922,7 +944,7 @@
         <w:t xml:space="preserve">Time 2 description: </w:t>
       </w:r>
       <w:r>
-        <w:t xml:space="preserve">Whitewater rafting: hit the Snake River for a thrilling run through Class III–IV rapids with a professional outfitter.</w:t>
+        <w:t>Whitewater rafting: hit the Snake River for a thrilling run through Class III–IV rapids with a professional outfitter.</w:t>
       </w:r>
     </w:p>
     <w:p>
@@ -937,7 +959,7 @@
         <w:t xml:space="preserve">Time 3 label: </w:t>
       </w:r>
       <w:r>
-        <w:t xml:space="preserve">Option B</w:t>
+        <w:t>Option B</w:t>
       </w:r>
     </w:p>
     <w:p>
@@ -952,7 +974,7 @@
         <w:t xml:space="preserve">Time 3 description: </w:t>
       </w:r>
       <w:r>
-        <w:t xml:space="preserve">Mountain biking: explore Jackson Hole's incredible trail network with rentals and a guided route.</w:t>
+        <w:t>Mountain biking: explore Jackson Hole's incredible trail network with rentals and a guided route.</w:t>
       </w:r>
     </w:p>
     <w:p>
@@ -967,7 +989,7 @@
         <w:t xml:space="preserve">Time 4 label: </w:t>
       </w:r>
       <w:r>
-        <w:t xml:space="preserve">Option C</w:t>
+        <w:t>Option C</w:t>
       </w:r>
     </w:p>
     <w:p>
@@ -982,7 +1004,7 @@
         <w:t xml:space="preserve">Time 4 description: </w:t>
       </w:r>
       <w:r>
-        <w:t xml:space="preserve">House day: stay back, relax, and enjoy the property with the kids. No pressure — it's been a full few days.</w:t>
+        <w:t>House day: stay back, relax, and enjoy the property with the kids. No pressure — it's been a full few days.</w:t>
       </w:r>
     </w:p>
     <w:p>
@@ -997,7 +1019,7 @@
         <w:t xml:space="preserve">Time 5 label: </w:t>
       </w:r>
       <w:r>
-        <w:t xml:space="preserve">Evening</w:t>
+        <w:t>Evening</w:t>
       </w:r>
     </w:p>
     <w:p>
@@ -1012,7 +1034,7 @@
         <w:t xml:space="preserve">Time 5 description: </w:t>
       </w:r>
       <w:r>
-        <w:t xml:space="preserve">A relaxed night at the house together — good company, easy food, and an early bedtime. We have a 6:00 am departure Sunday morning (please be ready by 5:15 am), as the plane continues on an international trip immediately after dropping us in Dallas and we cannot miss that window.</w:t>
+        <w:t>A relaxed night at the house together — good company, easy food, and an early bedtime. We have a 6:00 am departure Sunday morning (please be ready by 5:15 am), as the plane continues on an international trip immediately after dropping us in Dallas and we cannot miss that window.</w:t>
       </w:r>
     </w:p>
     <w:p>
@@ -1027,20 +1049,16 @@
         <w:t xml:space="preserve">Icon label: </w:t>
       </w:r>
       <w:r>
-        <w:t xml:space="preserve">Adventure day</w:t>
+        <w:t>Adventure day</w:t>
       </w:r>
     </w:p>
     <w:p>
       <w:pPr>
         <w:pStyle w:val="Heading2"/>
-        <w:spacing w:after="80" w:before="220"/>
-      </w:pPr>
-      <w:r>
-        <w:rPr>
-          <w:b/>
-          <w:bCs/>
-        </w:rPr>
-        <w:t xml:space="preserve">Sunday, August 10</w:t>
+        <w:spacing w:before="220"/>
+      </w:pPr>
+      <w:r>
+        <w:t>Sunday, August 10</w:t>
       </w:r>
     </w:p>
     <w:p>
@@ -1055,22 +1073,23 @@
         <w:t xml:space="preserve">Time 1 label: </w:t>
       </w:r>
       <w:r>
-        <w:t xml:space="preserve">5:15 am</w:t>
-      </w:r>
-    </w:p>
-    <w:p>
-      <w:pPr>
-        <w:spacing w:after="80"/>
-      </w:pPr>
-      <w:r>
-        <w:rPr>
-          <w:b/>
-          <w:bCs/>
-        </w:rPr>
+        <w:t>5:15 am</w:t>
+      </w:r>
+    </w:p>
+    <w:p>
+      <w:pPr>
+        <w:spacing w:after="80"/>
+      </w:pPr>
+      <w:r>
+        <w:rPr>
+          <w:b/>
+          <w:bCs/>
+        </w:rPr>
+        <w:lastRenderedPageBreak/>
         <w:t xml:space="preserve">Time 1 description: </w:t>
       </w:r>
       <w:r>
-        <w:t xml:space="preserve">Please be loaded and ready to leave for the airport by 5:15 am. Set two alarms — we are on a firm schedule because the aircraft is continuing on an international trip immediately after dropping us in Dallas, and we cannot delay departure.</w:t>
+        <w:t>Please be loaded and ready to leave for the airport by 5:15 am. Set two alarms — we are on a firm schedule because the aircraft is continuing on an international trip immediately after dropping us in Dallas, and we cannot delay departure.</w:t>
       </w:r>
     </w:p>
     <w:p>
@@ -1085,7 +1104,7 @@
         <w:t xml:space="preserve">Time 2 label: </w:t>
       </w:r>
       <w:r>
-        <w:t xml:space="preserve">6:00 am</w:t>
+        <w:t>6:00 am</w:t>
       </w:r>
     </w:p>
     <w:p>
@@ -1100,7 +1119,7 @@
         <w:t xml:space="preserve">Time 2 description: </w:t>
       </w:r>
       <w:r>
-        <w:t xml:space="preserve">Wheels up from Jackson Hole. The early start is the price of paradise.</w:t>
+        <w:t>Wheels up from Jackson Hole. The early start is the price of paradise.</w:t>
       </w:r>
     </w:p>
     <w:p>
@@ -1115,7 +1134,7 @@
         <w:t xml:space="preserve">Time 3 label: </w:t>
       </w:r>
       <w:r>
-        <w:t xml:space="preserve">~9:00 am</w:t>
+        <w:t>~9:00 am</w:t>
       </w:r>
     </w:p>
     <w:p>
@@ -1130,7 +1149,7 @@
         <w:t xml:space="preserve">Time 3 description: </w:t>
       </w:r>
       <w:r>
-        <w:t xml:space="preserve">Touch down in Dallas and back to real life — but what a weekend it will have been. Happy 30th, Sarah &amp; Willy.</w:t>
+        <w:t>Touch down in Dallas and back to real life — but what a weekend it will have been. Happy 30th, Sarah &amp; Willy.</w:t>
       </w:r>
     </w:p>
     <w:p>
@@ -1145,39 +1164,35 @@
         <w:t xml:space="preserve">Icon label: </w:t>
       </w:r>
       <w:r>
-        <w:t xml:space="preserve">Homeward bound</w:t>
+        <w:t>Homeward bound</w:t>
       </w:r>
     </w:p>
     <w:p>
       <w:pPr>
         <w:pBdr>
-          <w:bottom w:val="single" w:color="b8a97a" w:sz="6" w:space="1"/>
+          <w:bottom w:val="single" w:sz="6" w:space="1" w:color="B8A97A"/>
         </w:pBdr>
-        <w:spacing w:after="120" w:before="120"/>
+        <w:spacing w:before="120" w:after="120"/>
       </w:pPr>
     </w:p>
     <w:p>
       <w:pPr>
         <w:pStyle w:val="Heading1"/>
-        <w:spacing w:after="140" w:before="240"/>
-      </w:pPr>
-      <w:r>
-        <w:rPr>
-          <w:b/>
-          <w:bCs/>
-        </w:rPr>
-        <w:t xml:space="preserve">Childcare note</w:t>
-      </w:r>
-    </w:p>
-    <w:p>
-      <w:pPr>
-        <w:spacing w:after="140" w:before="60"/>
-      </w:pPr>
-      <w:r>
-        <w:rPr>
-          <w:color w:val="7a6a5a"/>
-        </w:rPr>
-        <w:t xml:space="preserve">Centered italic note on a warm cream background.</w:t>
+        <w:spacing w:before="240" w:after="140"/>
+      </w:pPr>
+      <w:r>
+        <w:t>Childcare note</w:t>
+      </w:r>
+    </w:p>
+    <w:p>
+      <w:pPr>
+        <w:spacing w:before="60" w:after="140"/>
+      </w:pPr>
+      <w:r>
+        <w:rPr>
+          <w:color w:val="7A6A5A"/>
+        </w:rPr>
+        <w:t>Centered italic note on a warm cream background.</w:t>
       </w:r>
     </w:p>
     <w:p>
@@ -1192,39 +1207,35 @@
         <w:t xml:space="preserve">Text: </w:t>
       </w:r>
       <w:r>
-        <w:t xml:space="preserve">We will provide child care on all days and across all activities — you are welcome to bring your children if you so choose.</w:t>
+        <w:t>We will provide child care on all days and across all activities — you are welcome to bring your children if you so choose.</w:t>
       </w:r>
     </w:p>
     <w:p>
       <w:pPr>
         <w:pBdr>
-          <w:bottom w:val="single" w:color="b8a97a" w:sz="6" w:space="1"/>
+          <w:bottom w:val="single" w:sz="6" w:space="1" w:color="B8A97A"/>
         </w:pBdr>
-        <w:spacing w:after="120" w:before="120"/>
+        <w:spacing w:before="120" w:after="120"/>
       </w:pPr>
     </w:p>
     <w:p>
       <w:pPr>
         <w:pStyle w:val="Heading1"/>
-        <w:spacing w:after="140" w:before="240"/>
-      </w:pPr>
-      <w:r>
-        <w:rPr>
-          <w:b/>
-          <w:bCs/>
-        </w:rPr>
-        <w:t xml:space="preserve">RSVP section</w:t>
-      </w:r>
-    </w:p>
-    <w:p>
-      <w:pPr>
-        <w:spacing w:after="140" w:before="60"/>
-      </w:pPr>
-      <w:r>
-        <w:rPr>
-          <w:color w:val="7a6a5a"/>
-        </w:rPr>
-        <w:t xml:space="preserve">Interactive form. Dropdown options and placeholder text are editable too.</w:t>
+        <w:spacing w:before="240" w:after="140"/>
+      </w:pPr>
+      <w:r>
+        <w:t>RSVP section</w:t>
+      </w:r>
+    </w:p>
+    <w:p>
+      <w:pPr>
+        <w:spacing w:before="60" w:after="140"/>
+      </w:pPr>
+      <w:r>
+        <w:rPr>
+          <w:color w:val="7A6A5A"/>
+        </w:rPr>
+        <w:t>Interactive form. Dropdown options and placeholder text are editable too.</w:t>
       </w:r>
     </w:p>
     <w:p>
@@ -1239,7 +1250,7 @@
         <w:t xml:space="preserve">Eyebrow: </w:t>
       </w:r>
       <w:r>
-        <w:t xml:space="preserve">Kindly respond by July 15, 2025</w:t>
+        <w:t>Kindly respond by July 15, 2025</w:t>
       </w:r>
     </w:p>
     <w:p>
@@ -1254,20 +1265,16 @@
         <w:t xml:space="preserve">Title: </w:t>
       </w:r>
       <w:r>
-        <w:t xml:space="preserve">Please let us know you're coming</w:t>
+        <w:t>Please let us know you're coming</w:t>
       </w:r>
     </w:p>
     <w:p>
       <w:pPr>
         <w:pStyle w:val="Heading2"/>
-        <w:spacing w:after="80" w:before="160"/>
-      </w:pPr>
-      <w:r>
-        <w:rPr>
-          <w:b/>
-          <w:bCs/>
-        </w:rPr>
-        <w:t xml:space="preserve">Form field labels</w:t>
+        <w:spacing w:before="160"/>
+      </w:pPr>
+      <w:r>
+        <w:t>Form field labels</w:t>
       </w:r>
     </w:p>
     <w:p>
@@ -1282,7 +1289,7 @@
         <w:t xml:space="preserve">Name field label: </w:t>
       </w:r>
       <w:r>
-        <w:t xml:space="preserve">Your full name</w:t>
+        <w:t>Your full name</w:t>
       </w:r>
     </w:p>
     <w:p>
@@ -1297,7 +1304,7 @@
         <w:t xml:space="preserve">Email field label: </w:t>
       </w:r>
       <w:r>
-        <w:t xml:space="preserve">Email address</w:t>
+        <w:t>Email address</w:t>
       </w:r>
     </w:p>
     <w:p>
@@ -1312,7 +1319,7 @@
         <w:t xml:space="preserve">Children yes/no label: </w:t>
       </w:r>
       <w:r>
-        <w:t xml:space="preserve">Are you bringing children?</w:t>
+        <w:t>Are you bringing children?</w:t>
       </w:r>
     </w:p>
     <w:p>
@@ -1327,7 +1334,7 @@
         <w:t xml:space="preserve">Adults list label: </w:t>
       </w:r>
       <w:r>
-        <w:t xml:space="preserve">All adults in your party (full names)</w:t>
+        <w:t>All adults in your party (full names)</w:t>
       </w:r>
     </w:p>
     <w:p>
@@ -1342,7 +1349,7 @@
         <w:t xml:space="preserve">Saturday activity label: </w:t>
       </w:r>
       <w:r>
-        <w:t xml:space="preserve">Saturday activity</w:t>
+        <w:t>Saturday activity</w:t>
       </w:r>
     </w:p>
     <w:p>
@@ -1357,7 +1364,7 @@
         <w:t xml:space="preserve">Children names label: </w:t>
       </w:r>
       <w:r>
-        <w:t xml:space="preserve">Children's names and ages (if applicable)</w:t>
+        <w:t>Children's names and ages (if applicable)</w:t>
       </w:r>
     </w:p>
     <w:p>
@@ -1372,7 +1379,7 @@
         <w:t xml:space="preserve">Dietary label: </w:t>
       </w:r>
       <w:r>
-        <w:t xml:space="preserve">Dietary restrictions or allergies (list for each person in your party)</w:t>
+        <w:t>Dietary restrictions or allergies (list for each person in your party)</w:t>
       </w:r>
     </w:p>
     <w:p>
@@ -1387,20 +1394,16 @@
         <w:t xml:space="preserve">Notes label: </w:t>
       </w:r>
       <w:r>
-        <w:t xml:space="preserve">Anything else we should know?</w:t>
+        <w:t>Anything else we should know?</w:t>
       </w:r>
     </w:p>
     <w:p>
       <w:pPr>
         <w:pStyle w:val="Heading2"/>
-        <w:spacing w:after="80" w:before="160"/>
-      </w:pPr>
-      <w:r>
-        <w:rPr>
-          <w:b/>
-          <w:bCs/>
-        </w:rPr>
-        <w:t xml:space="preserve">Dropdown options</w:t>
+        <w:spacing w:before="160"/>
+      </w:pPr>
+      <w:r>
+        <w:t>Dropdown options</w:t>
       </w:r>
     </w:p>
     <w:p>
@@ -1415,7 +1418,7 @@
         <w:t xml:space="preserve">Children dropdown option 1: </w:t>
       </w:r>
       <w:r>
-        <w:t xml:space="preserve">— please select —</w:t>
+        <w:t>— please select —</w:t>
       </w:r>
     </w:p>
     <w:p>
@@ -1430,7 +1433,7 @@
         <w:t xml:space="preserve">Children dropdown option 2: </w:t>
       </w:r>
       <w:r>
-        <w:t xml:space="preserve">No children</w:t>
+        <w:t>No children</w:t>
       </w:r>
     </w:p>
     <w:p>
@@ -1445,7 +1448,7 @@
         <w:t xml:space="preserve">Children dropdown option 3: </w:t>
       </w:r>
       <w:r>
-        <w:t xml:space="preserve">Yes — see details below</w:t>
+        <w:t>Yes — see details below</w:t>
       </w:r>
     </w:p>
     <w:p>
@@ -1460,7 +1463,7 @@
         <w:t xml:space="preserve">Saturday dropdown option 1: </w:t>
       </w:r>
       <w:r>
-        <w:t xml:space="preserve">— please select —</w:t>
+        <w:t>— please select —</w:t>
       </w:r>
     </w:p>
     <w:p>
@@ -1475,22 +1478,23 @@
         <w:t xml:space="preserve">Saturday dropdown option 2: </w:t>
       </w:r>
       <w:r>
-        <w:t xml:space="preserve">Whitewater rafting on the Snake River</w:t>
-      </w:r>
-    </w:p>
-    <w:p>
-      <w:pPr>
-        <w:spacing w:after="80"/>
-      </w:pPr>
-      <w:r>
-        <w:rPr>
-          <w:b/>
-          <w:bCs/>
-        </w:rPr>
+        <w:t>Whitewater rafting on the Snake River</w:t>
+      </w:r>
+    </w:p>
+    <w:p>
+      <w:pPr>
+        <w:spacing w:after="80"/>
+      </w:pPr>
+      <w:r>
+        <w:rPr>
+          <w:b/>
+          <w:bCs/>
+        </w:rPr>
+        <w:lastRenderedPageBreak/>
         <w:t xml:space="preserve">Saturday dropdown option 3: </w:t>
       </w:r>
       <w:r>
-        <w:t xml:space="preserve">Mountain biking</w:t>
+        <w:t>Mountain biking</w:t>
       </w:r>
     </w:p>
     <w:p>
@@ -1505,20 +1509,16 @@
         <w:t xml:space="preserve">Saturday dropdown option 4: </w:t>
       </w:r>
       <w:r>
-        <w:t xml:space="preserve">Relaxing at the house</w:t>
+        <w:t>Relaxing at the house</w:t>
       </w:r>
     </w:p>
     <w:p>
       <w:pPr>
         <w:pStyle w:val="Heading2"/>
-        <w:spacing w:after="80" w:before="160"/>
-      </w:pPr>
-      <w:r>
-        <w:rPr>
-          <w:b/>
-          <w:bCs/>
-        </w:rPr>
-        <w:t xml:space="preserve">Placeholders (ghost text inside empty fields)</w:t>
+        <w:spacing w:before="160"/>
+      </w:pPr>
+      <w:r>
+        <w:t>Placeholders (ghost text inside empty fields)</w:t>
       </w:r>
     </w:p>
     <w:p>
@@ -1533,7 +1533,7 @@
         <w:t xml:space="preserve">Adults placeholder: </w:t>
       </w:r>
       <w:r>
-        <w:t xml:space="preserve">e.g. John Smith, Jane Smith</w:t>
+        <w:t>e.g. John Smith, Jane Smith</w:t>
       </w:r>
     </w:p>
     <w:p>
@@ -1548,7 +1548,7 @@
         <w:t xml:space="preserve">Children names placeholder: </w:t>
       </w:r>
       <w:r>
-        <w:t xml:space="preserve">e.g. Emma Smith, age 4 · Jack Smith, age 7</w:t>
+        <w:t>e.g. Emma Smith, age 4 · Jack Smith, age 7</w:t>
       </w:r>
     </w:p>
     <w:p>
@@ -1563,7 +1563,7 @@
         <w:t xml:space="preserve">Dietary placeholder: </w:t>
       </w:r>
       <w:r>
-        <w:t xml:space="preserve">e.g. John — gluten free · Jane — no shellfish · None</w:t>
+        <w:t>e.g. John — gluten free · Jane — no shellfish · None</w:t>
       </w:r>
     </w:p>
     <w:p>
@@ -1578,20 +1578,16 @@
         <w:t xml:space="preserve">Notes placeholder: </w:t>
       </w:r>
       <w:r>
-        <w:t xml:space="preserve">Notes, questions, special needs...</w:t>
+        <w:t>Notes, questions, special needs...</w:t>
       </w:r>
     </w:p>
     <w:p>
       <w:pPr>
         <w:pStyle w:val="Heading2"/>
-        <w:spacing w:after="80" w:before="160"/>
-      </w:pPr>
-      <w:r>
-        <w:rPr>
-          <w:b/>
-          <w:bCs/>
-        </w:rPr>
-        <w:t xml:space="preserve">Messages</w:t>
+        <w:spacing w:before="160"/>
+      </w:pPr>
+      <w:r>
+        <w:t>Messages</w:t>
       </w:r>
     </w:p>
     <w:p>
@@ -1606,7 +1602,7 @@
         <w:t xml:space="preserve">Submit button: </w:t>
       </w:r>
       <w:r>
-        <w:t xml:space="preserve">Send RSVP</w:t>
+        <w:t>Send RSVP</w:t>
       </w:r>
     </w:p>
     <w:p>
@@ -1621,18 +1617,18 @@
         <w:t xml:space="preserve">Success message (after submit): </w:t>
       </w:r>
       <w:r>
-        <w:t xml:space="preserve">Thank you, {NAME}! We've received your RSVP and can't wait to celebrate with you in Jackson Hole. 🥂</w:t>
-      </w:r>
-    </w:p>
-    <w:p>
-      <w:pPr>
-        <w:spacing w:after="140" w:before="60"/>
-      </w:pPr>
-      <w:r>
-        <w:rPr>
-          <w:color w:val="7a6a5a"/>
-        </w:rPr>
-        <w:t xml:space="preserve">{NAME} is replaced with the name the guest typed in.</w:t>
+        <w:t>Thank you, {NAME}! We've received your RSVP and can't wait to celebrate with you in Jackson Hole. 🥂</w:t>
+      </w:r>
+    </w:p>
+    <w:p>
+      <w:pPr>
+        <w:spacing w:before="60" w:after="140"/>
+      </w:pPr>
+      <w:r>
+        <w:rPr>
+          <w:color w:val="7A6A5A"/>
+        </w:rPr>
+        <w:t>{NAME} is replaced with the name the guest typed in.</w:t>
       </w:r>
     </w:p>
     <w:p>
@@ -1647,28 +1643,24 @@
         <w:t xml:space="preserve">Warning message (if required fields missing): </w:t>
       </w:r>
       <w:r>
-        <w:t xml:space="preserve">Please fill in your name, Saturday activity, and whether you're bringing children.</w:t>
+        <w:t>Please fill in your name, Saturday activity, and whether you're bringing children.</w:t>
       </w:r>
     </w:p>
     <w:p>
       <w:pPr>
         <w:pBdr>
-          <w:bottom w:val="single" w:color="b8a97a" w:sz="6" w:space="1"/>
+          <w:bottom w:val="single" w:sz="6" w:space="1" w:color="B8A97A"/>
         </w:pBdr>
-        <w:spacing w:after="120" w:before="120"/>
+        <w:spacing w:before="120" w:after="120"/>
       </w:pPr>
     </w:p>
     <w:p>
       <w:pPr>
         <w:pStyle w:val="Heading1"/>
-        <w:spacing w:after="140" w:before="240"/>
-      </w:pPr>
-      <w:r>
-        <w:rPr>
-          <w:b/>
-          <w:bCs/>
-        </w:rPr>
-        <w:t xml:space="preserve">Footer</w:t>
+        <w:spacing w:before="240" w:after="140"/>
+      </w:pPr>
+      <w:r>
+        <w:t>Footer</w:t>
       </w:r>
     </w:p>
     <w:p>
@@ -1683,7 +1675,7 @@
         <w:t xml:space="preserve">Line 1: </w:t>
       </w:r>
       <w:r>
-        <w:t xml:space="preserve">Questions? Reach out to Sarah or Willy directly.</w:t>
+        <w:t>Questions? Reach out to Sarah or Willy directly.</w:t>
       </w:r>
     </w:p>
     <w:p>
@@ -1698,39 +1690,35 @@
         <w:t xml:space="preserve">Signature: </w:t>
       </w:r>
       <w:r>
-        <w:t xml:space="preserve">With love &amp; anticipation — Sarah &amp; Willy</w:t>
+        <w:t>With love &amp; anticipation — Sarah &amp; Willy</w:t>
       </w:r>
     </w:p>
     <w:p>
       <w:pPr>
         <w:pBdr>
-          <w:bottom w:val="single" w:color="b8a97a" w:sz="6" w:space="1"/>
+          <w:bottom w:val="single" w:sz="6" w:space="1" w:color="B8A97A"/>
         </w:pBdr>
-        <w:spacing w:after="120" w:before="120"/>
+        <w:spacing w:before="120" w:after="120"/>
       </w:pPr>
     </w:p>
     <w:p>
       <w:pPr>
         <w:pStyle w:val="Heading1"/>
-        <w:spacing w:after="140" w:before="240"/>
-      </w:pPr>
-      <w:r>
-        <w:rPr>
-          <w:b/>
-          <w:bCs/>
-        </w:rPr>
-        <w:t xml:space="preserve">Browser tab (page title)</w:t>
-      </w:r>
-    </w:p>
-    <w:p>
-      <w:pPr>
-        <w:spacing w:after="140" w:before="60"/>
-      </w:pPr>
-      <w:r>
-        <w:rPr>
-          <w:color w:val="7a6a5a"/>
-        </w:rPr>
-        <w:t xml:space="preserve">Shows in the browser tab and bookmark.</w:t>
+        <w:spacing w:before="240" w:after="140"/>
+      </w:pPr>
+      <w:r>
+        <w:t>Browser tab (page title)</w:t>
+      </w:r>
+    </w:p>
+    <w:p>
+      <w:pPr>
+        <w:spacing w:before="60" w:after="140"/>
+      </w:pPr>
+      <w:r>
+        <w:rPr>
+          <w:color w:val="7A6A5A"/>
+        </w:rPr>
+        <w:t>Shows in the browser tab and bookmark.</w:t>
       </w:r>
     </w:p>
     <w:p>
@@ -1745,102 +1733,26 @@
         <w:t xml:space="preserve">Page title: </w:t>
       </w:r>
       <w:r>
-        <w:t xml:space="preserve">Sarah &amp; Willy's 30th Birthday Bash</w:t>
+        <w:t>Sarah &amp; Willy's 30th Birthday Bash</w:t>
       </w:r>
     </w:p>
     <w:sectPr>
-      <w:pgSz w:w="12240" w:h="15840" w:orient="portrait"/>
+      <w:pgSz w:w="12240" w:h="15840"/>
       <w:pgMar w:top="1440" w:right="1440" w:bottom="1440" w:left="1440" w:header="708" w:footer="708" w:gutter="0"/>
-      <w:pgNumType/>
+      <w:cols w:space="720"/>
       <w:docGrid w:linePitch="360"/>
     </w:sectPr>
   </w:body>
 </w:document>
 </file>
 
-<file path=word/comments.xml><?xml version="1.0" encoding="utf-8"?>
-<w:comments xmlns:cx="http://schemas.microsoft.com/office/drawing/2014/chartex" xmlns:cx1="http://schemas.microsoft.com/office/drawing/2015/9/8/chartex" xmlns:cx2="http://schemas.microsoft.com/office/drawing/2015/10/21/chartex" xmlns:cx3="http://schemas.microsoft.com/office/drawing/2016/5/9/chartex" xmlns:cx4="http://schemas.microsoft.com/office/drawing/2016/5/10/chartex" xmlns:cx5="http://schemas.microsoft.com/office/drawing/2016/5/11/chartex" xmlns:cx6="http://schemas.microsoft.com/office/drawing/2016/5/12/chartex" xmlns:cx7="http://schemas.microsoft.com/office/drawing/2016/5/13/chartex" xmlns:cx8="http://schemas.microsoft.com/office/drawing/2016/5/14/chartex" xmlns:mc="http://schemas.openxmlformats.org/markup-compatibility/2006" xmlns:aink="http://schemas.microsoft.com/office/drawing/2016/ink" xmlns:am3d="http://schemas.microsoft.com/office/drawing/2017/model3d" xmlns:o="urn:schemas-microsoft-com:office:office" xmlns:r="http://schemas.openxmlformats.org/officeDocument/2006/relationships" xmlns:m="http://schemas.openxmlformats.org/officeDocument/2006/math" xmlns:v="urn:schemas-microsoft-com:vml" xmlns:wp14="http://schemas.microsoft.com/office/word/2010/wordprocessingDrawing" xmlns:wp="http://schemas.openxmlformats.org/drawingml/2006/wordprocessingDrawing" xmlns:w10="urn:schemas-microsoft-com:office:word" xmlns:w="http://schemas.openxmlformats.org/wordprocessingml/2006/main" xmlns:w14="http://schemas.microsoft.com/office/word/2010/wordml" xmlns:w15="http://schemas.microsoft.com/office/word/2012/wordml" xmlns:w16cex="http://schemas.microsoft.com/office/word/2018/wordml/cex" xmlns:w16cid="http://schemas.microsoft.com/office/word/2016/wordml/cid" xmlns:w16="http://schemas.microsoft.com/office/word/2018/wordml" xmlns:w16sdtdh="http://schemas.microsoft.com/office/word/2020/wordml/sdtdatahash" xmlns:w16se="http://schemas.microsoft.com/office/word/2015/wordml/symex" xmlns:wpg="http://schemas.microsoft.com/office/word/2010/wordprocessingGroup" xmlns:wpi="http://schemas.microsoft.com/office/word/2010/wordprocessingInk" xmlns:wne="http://schemas.microsoft.com/office/word/2006/wordml" xmlns:wps="http://schemas.microsoft.com/office/word/2010/wordprocessingShape"/>
-</file>
-
-<file path=word/endnotes.xml><?xml version="1.0" encoding="utf-8"?>
-<w:endnotes xmlns:wpc="http://schemas.microsoft.com/office/word/2010/wordprocessingCanvas" xmlns:mc="http://schemas.openxmlformats.org/markup-compatibility/2006" xmlns:o="urn:schemas-microsoft-com:office:office" xmlns:r="http://schemas.openxmlformats.org/officeDocument/2006/relationships" xmlns:m="http://schemas.openxmlformats.org/officeDocument/2006/math" xmlns:v="urn:schemas-microsoft-com:vml" xmlns:wp14="http://schemas.microsoft.com/office/word/2010/wordprocessingDrawing" xmlns:wp="http://schemas.openxmlformats.org/drawingml/2006/wordprocessingDrawing" xmlns:w10="urn:schemas-microsoft-com:office:word" xmlns:w="http://schemas.openxmlformats.org/wordprocessingml/2006/main" xmlns:w14="http://schemas.microsoft.com/office/word/2010/wordml" xmlns:w15="http://schemas.microsoft.com/office/word/2012/wordml" xmlns:wpg="http://schemas.microsoft.com/office/word/2010/wordprocessingGroup" xmlns:wpi="http://schemas.microsoft.com/office/word/2010/wordprocessingInk" xmlns:wne="http://schemas.microsoft.com/office/word/2006/wordml" xmlns:wps="http://schemas.microsoft.com/office/word/2010/wordprocessingShape" mc:Ignorable="w14 w15 wp14">
-  <w:endnote w:type="separator" w:id="-1">
-    <w:p>
-      <w:pPr>
-        <w:spacing w:after="0" w:line="240" w:lineRule="auto"/>
-      </w:pPr>
-      <w:r>
-        <w:rPr>
-          <w:rStyle w:val="EndnoteReference"/>
-        </w:rPr>
-        <w:endnoteRef/>
-      </w:r>
-      <w:r>
-        <w:separator/>
-      </w:r>
-    </w:p>
-  </w:endnote>
-  <w:endnote w:type="continuationSeparator" w:id="0">
-    <w:p>
-      <w:pPr>
-        <w:spacing w:after="0" w:line="240" w:lineRule="auto"/>
-      </w:pPr>
-      <w:r>
-        <w:rPr>
-          <w:rStyle w:val="EndnoteReference"/>
-        </w:rPr>
-        <w:endnoteRef/>
-      </w:r>
-      <w:r>
-        <w:continuationSeparator/>
-      </w:r>
-    </w:p>
-  </w:endnote>
-</w:endnotes>
-</file>
-
-<file path=word/footnotes.xml><?xml version="1.0" encoding="utf-8"?>
-<w:footnotes xmlns:wpc="http://schemas.microsoft.com/office/word/2010/wordprocessingCanvas" xmlns:mc="http://schemas.openxmlformats.org/markup-compatibility/2006" xmlns:o="urn:schemas-microsoft-com:office:office" xmlns:r="http://schemas.openxmlformats.org/officeDocument/2006/relationships" xmlns:m="http://schemas.openxmlformats.org/officeDocument/2006/math" xmlns:v="urn:schemas-microsoft-com:vml" xmlns:wp14="http://schemas.microsoft.com/office/word/2010/wordprocessingDrawing" xmlns:wp="http://schemas.openxmlformats.org/drawingml/2006/wordprocessingDrawing" xmlns:w10="urn:schemas-microsoft-com:office:word" xmlns:w="http://schemas.openxmlformats.org/wordprocessingml/2006/main" xmlns:w14="http://schemas.microsoft.com/office/word/2010/wordml" xmlns:w15="http://schemas.microsoft.com/office/word/2012/wordml" xmlns:wpg="http://schemas.microsoft.com/office/word/2010/wordprocessingGroup" xmlns:wpi="http://schemas.microsoft.com/office/word/2010/wordprocessingInk" xmlns:wne="http://schemas.microsoft.com/office/word/2006/wordml" xmlns:wps="http://schemas.microsoft.com/office/word/2010/wordprocessingShape" mc:Ignorable="w14 w15 wp14">
-  <w:footnote w:type="separator" w:id="-1">
-    <w:p>
-      <w:pPr>
-        <w:spacing w:after="0" w:line="240" w:lineRule="auto"/>
-      </w:pPr>
-      <w:r>
-        <w:rPr>
-          <w:rStyle w:val="FootnoteReference"/>
-        </w:rPr>
-        <w:footnoteRef/>
-      </w:r>
-      <w:r>
-        <w:separator/>
-      </w:r>
-    </w:p>
-  </w:footnote>
-  <w:footnote w:type="continuationSeparator" w:id="0">
-    <w:p>
-      <w:pPr>
-        <w:spacing w:after="0" w:line="240" w:lineRule="auto"/>
-      </w:pPr>
-      <w:r>
-        <w:rPr>
-          <w:rStyle w:val="FootnoteReference"/>
-        </w:rPr>
-        <w:footnoteRef/>
-      </w:r>
-      <w:r>
-        <w:continuationSeparator/>
-      </w:r>
-    </w:p>
-  </w:footnote>
-</w:footnotes>
-</file>
-
 <file path=word/numbering.xml><?xml version="1.0" encoding="utf-8"?>
-<w:numbering xmlns:wpc="http://schemas.microsoft.com/office/word/2010/wordprocessingCanvas" xmlns:mc="http://schemas.openxmlformats.org/markup-compatibility/2006" xmlns:o="urn:schemas-microsoft-com:office:office" xmlns:r="http://schemas.openxmlformats.org/officeDocument/2006/relationships" xmlns:m="http://schemas.openxmlformats.org/officeDocument/2006/math" xmlns:v="urn:schemas-microsoft-com:vml" xmlns:wp14="http://schemas.microsoft.com/office/word/2010/wordprocessingDrawing" xmlns:wp="http://schemas.openxmlformats.org/drawingml/2006/wordprocessingDrawing" xmlns:w10="urn:schemas-microsoft-com:office:word" xmlns:w="http://schemas.openxmlformats.org/wordprocessingml/2006/main" xmlns:w14="http://schemas.microsoft.com/office/word/2010/wordml" xmlns:w15="http://schemas.microsoft.com/office/word/2012/wordml" xmlns:wpg="http://schemas.microsoft.com/office/word/2010/wordprocessingGroup" xmlns:wpi="http://schemas.microsoft.com/office/word/2010/wordprocessingInk" xmlns:wne="http://schemas.microsoft.com/office/word/2006/wordml" xmlns:wps="http://schemas.microsoft.com/office/word/2010/wordprocessingShape" mc:Ignorable="w14 w15 wp14">
-  <w:abstractNum w:abstractNumId="1" w15:restartNumberingAfterBreak="0">
+<w:numbering xmlns:wpc="http://schemas.microsoft.com/office/word/2010/wordprocessingCanvas" xmlns:cx="http://schemas.microsoft.com/office/drawing/2014/chartex" xmlns:cx1="http://schemas.microsoft.com/office/drawing/2015/9/8/chartex" xmlns:cx2="http://schemas.microsoft.com/office/drawing/2015/10/21/chartex" xmlns:cx3="http://schemas.microsoft.com/office/drawing/2016/5/9/chartex" xmlns:cx4="http://schemas.microsoft.com/office/drawing/2016/5/10/chartex" xmlns:cx5="http://schemas.microsoft.com/office/drawing/2016/5/11/chartex" xmlns:cx6="http://schemas.microsoft.com/office/drawing/2016/5/12/chartex" xmlns:cx7="http://schemas.microsoft.com/office/drawing/2016/5/13/chartex" xmlns:cx8="http://schemas.microsoft.com/office/drawing/2016/5/14/chartex" xmlns:mc="http://schemas.openxmlformats.org/markup-compatibility/2006" xmlns:aink="http://schemas.microsoft.com/office/drawing/2016/ink" xmlns:am3d="http://schemas.microsoft.com/office/drawing/2017/model3d" xmlns:o="urn:schemas-microsoft-com:office:office" xmlns:oel="http://schemas.microsoft.com/office/2019/extlst" xmlns:r="http://schemas.openxmlformats.org/officeDocument/2006/relationships" xmlns:m="http://schemas.openxmlformats.org/officeDocument/2006/math" xmlns:v="urn:schemas-microsoft-com:vml" xmlns:wp14="http://schemas.microsoft.com/office/word/2010/wordprocessingDrawing" xmlns:wp="http://schemas.openxmlformats.org/drawingml/2006/wordprocessingDrawing" xmlns:w10="urn:schemas-microsoft-com:office:word" xmlns:w="http://schemas.openxmlformats.org/wordprocessingml/2006/main" xmlns:w14="http://schemas.microsoft.com/office/word/2010/wordml" xmlns:w15="http://schemas.microsoft.com/office/word/2012/wordml" xmlns:w16cex="http://schemas.microsoft.com/office/word/2018/wordml/cex" xmlns:w16cid="http://schemas.microsoft.com/office/word/2016/wordml/cid" xmlns:w16="http://schemas.microsoft.com/office/word/2018/wordml" xmlns:w16du="http://schemas.microsoft.com/office/word/2023/wordml/word16du" xmlns:w16sdtdh="http://schemas.microsoft.com/office/word/2020/wordml/sdtdatahash" xmlns:w16sdtfl="http://schemas.microsoft.com/office/word/2024/wordml/sdtformatlock" xmlns:w16se="http://schemas.microsoft.com/office/word/2015/wordml/symex" xmlns:wpg="http://schemas.microsoft.com/office/word/2010/wordprocessingGroup" xmlns:wpi="http://schemas.microsoft.com/office/word/2010/wordprocessingInk" xmlns:wne="http://schemas.microsoft.com/office/word/2006/wordml" xmlns:wps="http://schemas.microsoft.com/office/word/2010/wordprocessingShape" mc:Ignorable="w14 w15 w16se w16cid w16 w16cex w16sdtdh w16sdtfl w16du wp14">
+  <w:abstractNum w:abstractNumId="0" w15:restartNumberingAfterBreak="0">
+    <w:nsid w:val="1F5A0350"/>
     <w:multiLevelType w:val="hybridMultilevel"/>
-    <w:lvl w:ilvl="0" w15:tentative="1">
+    <w:tmpl w:val="A35ECF14"/>
+    <w:lvl w:ilvl="0" w:tplc="EEC6E450">
       <w:start w:val="1"/>
       <w:numFmt w:val="bullet"/>
       <w:lvlText w:val="●"/>
@@ -1849,7 +1761,7 @@
         <w:ind w:left="720" w:hanging="360"/>
       </w:pPr>
     </w:lvl>
-    <w:lvl w:ilvl="1" w15:tentative="1">
+    <w:lvl w:ilvl="1" w:tplc="91EA425A">
       <w:start w:val="1"/>
       <w:numFmt w:val="bullet"/>
       <w:lvlText w:val="○"/>
@@ -1858,7 +1770,7 @@
         <w:ind w:left="1440" w:hanging="360"/>
       </w:pPr>
     </w:lvl>
-    <w:lvl w:ilvl="2" w15:tentative="1">
+    <w:lvl w:ilvl="2" w:tplc="0708066A">
       <w:start w:val="1"/>
       <w:numFmt w:val="bullet"/>
       <w:lvlText w:val="■"/>
@@ -1867,7 +1779,7 @@
         <w:ind w:left="2160" w:hanging="360"/>
       </w:pPr>
     </w:lvl>
-    <w:lvl w:ilvl="3" w15:tentative="1">
+    <w:lvl w:ilvl="3" w:tplc="4C946256">
       <w:start w:val="1"/>
       <w:numFmt w:val="bullet"/>
       <w:lvlText w:val="●"/>
@@ -1876,7 +1788,7 @@
         <w:ind w:left="2880" w:hanging="360"/>
       </w:pPr>
     </w:lvl>
-    <w:lvl w:ilvl="4" w15:tentative="1">
+    <w:lvl w:ilvl="4" w:tplc="E250A94E">
       <w:start w:val="1"/>
       <w:numFmt w:val="bullet"/>
       <w:lvlText w:val="○"/>
@@ -1885,7 +1797,7 @@
         <w:ind w:left="3600" w:hanging="360"/>
       </w:pPr>
     </w:lvl>
-    <w:lvl w:ilvl="5" w15:tentative="1">
+    <w:lvl w:ilvl="5" w:tplc="A04C1502">
       <w:start w:val="1"/>
       <w:numFmt w:val="bullet"/>
       <w:lvlText w:val="■"/>
@@ -1894,7 +1806,7 @@
         <w:ind w:left="4320" w:hanging="360"/>
       </w:pPr>
     </w:lvl>
-    <w:lvl w:ilvl="6" w15:tentative="1">
+    <w:lvl w:ilvl="6" w:tplc="610A3636">
       <w:start w:val="1"/>
       <w:numFmt w:val="bullet"/>
       <w:lvlText w:val="●"/>
@@ -1903,7 +1815,7 @@
         <w:ind w:left="5040" w:hanging="360"/>
       </w:pPr>
     </w:lvl>
-    <w:lvl w:ilvl="7" w15:tentative="1">
+    <w:lvl w:ilvl="7" w:tplc="1F3EE2DC">
       <w:start w:val="1"/>
       <w:numFmt w:val="bullet"/>
       <w:lvlText w:val="●"/>
@@ -1912,7 +1824,7 @@
         <w:ind w:left="5760" w:hanging="360"/>
       </w:pPr>
     </w:lvl>
-    <w:lvl w:ilvl="8" w15:tentative="1">
+    <w:lvl w:ilvl="8" w:tplc="B8DED2DC">
       <w:start w:val="1"/>
       <w:numFmt w:val="bullet"/>
       <w:lvlText w:val="●"/>
@@ -1922,8 +1834,8 @@
       </w:pPr>
     </w:lvl>
   </w:abstractNum>
-  <w:num w:numId="1">
-    <w:abstractNumId w:val="1"/>
+  <w:num w:numId="1" w16cid:durableId="1099258704">
+    <w:abstractNumId w:val="0"/>
     <w:lvlOverride w:ilvl="0">
       <w:startOverride w:val="1"/>
     </w:lvlOverride>
@@ -1932,54 +1844,442 @@
 </file>
 
 <file path=word/styles.xml><?xml version="1.0" encoding="utf-8"?>
-<w:styles xmlns:mc="http://schemas.openxmlformats.org/markup-compatibility/2006" xmlns:r="http://schemas.openxmlformats.org/officeDocument/2006/relationships" xmlns:w="http://schemas.openxmlformats.org/wordprocessingml/2006/main" xmlns:w14="http://schemas.microsoft.com/office/word/2010/wordml" xmlns:w15="http://schemas.microsoft.com/office/word/2012/wordml" mc:Ignorable="w14 w15">
+<w:styles xmlns:mc="http://schemas.openxmlformats.org/markup-compatibility/2006" xmlns:r="http://schemas.openxmlformats.org/officeDocument/2006/relationships" xmlns:w="http://schemas.openxmlformats.org/wordprocessingml/2006/main" xmlns:w14="http://schemas.microsoft.com/office/word/2010/wordml" xmlns:w15="http://schemas.microsoft.com/office/word/2012/wordml" xmlns:w16cex="http://schemas.microsoft.com/office/word/2018/wordml/cex" xmlns:w16cid="http://schemas.microsoft.com/office/word/2016/wordml/cid" xmlns:w16="http://schemas.microsoft.com/office/word/2018/wordml" xmlns:w16du="http://schemas.microsoft.com/office/word/2023/wordml/word16du" xmlns:w16sdtdh="http://schemas.microsoft.com/office/word/2020/wordml/sdtdatahash" xmlns:w16sdtfl="http://schemas.microsoft.com/office/word/2024/wordml/sdtformatlock" xmlns:w16se="http://schemas.microsoft.com/office/word/2015/wordml/symex" mc:Ignorable="w14 w15 w16se w16cid w16 w16cex w16sdtdh w16sdtfl w16du">
   <w:docDefaults>
     <w:rPrDefault>
       <w:rPr>
-        <w:rFonts w:ascii="Calibri" w:cs="Calibri" w:eastAsia="Calibri" w:hAnsi="Calibri"/>
+        <w:rFonts w:ascii="Calibri" w:eastAsia="Calibri" w:hAnsi="Calibri" w:cs="Calibri"/>
         <w:sz w:val="22"/>
         <w:szCs w:val="22"/>
+        <w:lang w:val="en-US" w:eastAsia="en-US" w:bidi="ar-SA"/>
       </w:rPr>
     </w:rPrDefault>
     <w:pPrDefault/>
   </w:docDefaults>
-  <w:style w:type="paragraph" w:styleId="Title">
-    <w:name w:val="Title"/>
-    <w:basedOn w:val="Normal"/>
-    <w:next w:val="Normal"/>
+  <w:latentStyles w:defLockedState="0" w:defUIPriority="99" w:defSemiHidden="0" w:defUnhideWhenUsed="0" w:defQFormat="0" w:count="376">
+    <w:lsdException w:name="Normal" w:uiPriority="0" w:qFormat="1"/>
+    <w:lsdException w:name="heading 1" w:uiPriority="9" w:qFormat="1"/>
+    <w:lsdException w:name="heading 2" w:semiHidden="1" w:uiPriority="9" w:unhideWhenUsed="1" w:qFormat="1"/>
+    <w:lsdException w:name="heading 3" w:semiHidden="1" w:uiPriority="9" w:unhideWhenUsed="1" w:qFormat="1"/>
+    <w:lsdException w:name="heading 4" w:semiHidden="1" w:uiPriority="9" w:unhideWhenUsed="1" w:qFormat="1"/>
+    <w:lsdException w:name="heading 5" w:semiHidden="1" w:uiPriority="9" w:unhideWhenUsed="1" w:qFormat="1"/>
+    <w:lsdException w:name="heading 6" w:semiHidden="1" w:uiPriority="9" w:unhideWhenUsed="1" w:qFormat="1"/>
+    <w:lsdException w:name="heading 7" w:semiHidden="1" w:uiPriority="9" w:unhideWhenUsed="1" w:qFormat="1"/>
+    <w:lsdException w:name="heading 8" w:semiHidden="1" w:uiPriority="9" w:unhideWhenUsed="1" w:qFormat="1"/>
+    <w:lsdException w:name="heading 9" w:semiHidden="1" w:uiPriority="9" w:unhideWhenUsed="1" w:qFormat="1"/>
+    <w:lsdException w:name="index 1" w:semiHidden="1" w:unhideWhenUsed="1"/>
+    <w:lsdException w:name="index 2" w:semiHidden="1" w:unhideWhenUsed="1"/>
+    <w:lsdException w:name="index 3" w:semiHidden="1" w:unhideWhenUsed="1"/>
+    <w:lsdException w:name="index 4" w:semiHidden="1" w:unhideWhenUsed="1"/>
+    <w:lsdException w:name="index 5" w:semiHidden="1" w:unhideWhenUsed="1"/>
+    <w:lsdException w:name="index 6" w:semiHidden="1" w:unhideWhenUsed="1"/>
+    <w:lsdException w:name="index 7" w:semiHidden="1" w:unhideWhenUsed="1"/>
+    <w:lsdException w:name="index 8" w:semiHidden="1" w:unhideWhenUsed="1"/>
+    <w:lsdException w:name="index 9" w:semiHidden="1" w:unhideWhenUsed="1"/>
+    <w:lsdException w:name="toc 1" w:semiHidden="1" w:uiPriority="39" w:unhideWhenUsed="1"/>
+    <w:lsdException w:name="toc 2" w:semiHidden="1" w:uiPriority="39" w:unhideWhenUsed="1"/>
+    <w:lsdException w:name="toc 3" w:semiHidden="1" w:uiPriority="39" w:unhideWhenUsed="1"/>
+    <w:lsdException w:name="toc 4" w:semiHidden="1" w:uiPriority="39" w:unhideWhenUsed="1"/>
+    <w:lsdException w:name="toc 5" w:semiHidden="1" w:uiPriority="39" w:unhideWhenUsed="1"/>
+    <w:lsdException w:name="toc 6" w:semiHidden="1" w:uiPriority="39" w:unhideWhenUsed="1"/>
+    <w:lsdException w:name="toc 7" w:semiHidden="1" w:uiPriority="39" w:unhideWhenUsed="1"/>
+    <w:lsdException w:name="toc 8" w:semiHidden="1" w:uiPriority="39" w:unhideWhenUsed="1"/>
+    <w:lsdException w:name="toc 9" w:semiHidden="1" w:uiPriority="39" w:unhideWhenUsed="1"/>
+    <w:lsdException w:name="Normal Indent" w:semiHidden="1" w:unhideWhenUsed="1"/>
+    <w:lsdException w:name="footnote text" w:semiHidden="1" w:unhideWhenUsed="1"/>
+    <w:lsdException w:name="annotation text" w:semiHidden="1" w:unhideWhenUsed="1"/>
+    <w:lsdException w:name="header" w:semiHidden="1" w:unhideWhenUsed="1"/>
+    <w:lsdException w:name="footer" w:semiHidden="1" w:unhideWhenUsed="1"/>
+    <w:lsdException w:name="index heading" w:semiHidden="1" w:unhideWhenUsed="1"/>
+    <w:lsdException w:name="caption" w:semiHidden="1" w:uiPriority="35" w:unhideWhenUsed="1" w:qFormat="1"/>
+    <w:lsdException w:name="table of figures" w:semiHidden="1" w:unhideWhenUsed="1"/>
+    <w:lsdException w:name="envelope address" w:semiHidden="1" w:unhideWhenUsed="1"/>
+    <w:lsdException w:name="envelope return" w:semiHidden="1" w:unhideWhenUsed="1"/>
+    <w:lsdException w:name="footnote reference" w:semiHidden="1" w:unhideWhenUsed="1"/>
+    <w:lsdException w:name="annotation reference" w:semiHidden="1" w:unhideWhenUsed="1"/>
+    <w:lsdException w:name="line number" w:semiHidden="1" w:unhideWhenUsed="1"/>
+    <w:lsdException w:name="page number" w:semiHidden="1" w:unhideWhenUsed="1"/>
+    <w:lsdException w:name="endnote reference" w:semiHidden="1" w:unhideWhenUsed="1"/>
+    <w:lsdException w:name="endnote text" w:semiHidden="1" w:unhideWhenUsed="1"/>
+    <w:lsdException w:name="table of authorities" w:semiHidden="1" w:unhideWhenUsed="1"/>
+    <w:lsdException w:name="macro" w:semiHidden="1" w:unhideWhenUsed="1"/>
+    <w:lsdException w:name="toa heading" w:semiHidden="1" w:unhideWhenUsed="1"/>
+    <w:lsdException w:name="List" w:semiHidden="1" w:unhideWhenUsed="1"/>
+    <w:lsdException w:name="List Bullet" w:semiHidden="1" w:unhideWhenUsed="1"/>
+    <w:lsdException w:name="List Number" w:semiHidden="1" w:unhideWhenUsed="1"/>
+    <w:lsdException w:name="List 2" w:semiHidden="1" w:unhideWhenUsed="1"/>
+    <w:lsdException w:name="List 3" w:semiHidden="1" w:unhideWhenUsed="1"/>
+    <w:lsdException w:name="List 4" w:semiHidden="1" w:unhideWhenUsed="1"/>
+    <w:lsdException w:name="List 5" w:semiHidden="1" w:unhideWhenUsed="1"/>
+    <w:lsdException w:name="List Bullet 2" w:semiHidden="1" w:unhideWhenUsed="1"/>
+    <w:lsdException w:name="List Bullet 3" w:semiHidden="1" w:unhideWhenUsed="1"/>
+    <w:lsdException w:name="List Bullet 4" w:semiHidden="1" w:unhideWhenUsed="1"/>
+    <w:lsdException w:name="List Bullet 5" w:semiHidden="1" w:unhideWhenUsed="1"/>
+    <w:lsdException w:name="List Number 2" w:semiHidden="1" w:unhideWhenUsed="1"/>
+    <w:lsdException w:name="List Number 3" w:semiHidden="1" w:unhideWhenUsed="1"/>
+    <w:lsdException w:name="List Number 4" w:semiHidden="1" w:unhideWhenUsed="1"/>
+    <w:lsdException w:name="List Number 5" w:semiHidden="1" w:unhideWhenUsed="1"/>
+    <w:lsdException w:name="Title" w:uiPriority="10" w:qFormat="1"/>
+    <w:lsdException w:name="Closing" w:semiHidden="1" w:unhideWhenUsed="1"/>
+    <w:lsdException w:name="Signature" w:semiHidden="1" w:unhideWhenUsed="1"/>
+    <w:lsdException w:name="Default Paragraph Font" w:semiHidden="1" w:uiPriority="1" w:unhideWhenUsed="1"/>
+    <w:lsdException w:name="Body Text" w:semiHidden="1" w:unhideWhenUsed="1"/>
+    <w:lsdException w:name="Body Text Indent" w:semiHidden="1" w:unhideWhenUsed="1"/>
+    <w:lsdException w:name="List Continue" w:semiHidden="1" w:unhideWhenUsed="1"/>
+    <w:lsdException w:name="List Continue 2" w:semiHidden="1" w:unhideWhenUsed="1"/>
+    <w:lsdException w:name="List Continue 3" w:semiHidden="1" w:unhideWhenUsed="1"/>
+    <w:lsdException w:name="List Continue 4" w:semiHidden="1" w:unhideWhenUsed="1"/>
+    <w:lsdException w:name="List Continue 5" w:semiHidden="1" w:unhideWhenUsed="1"/>
+    <w:lsdException w:name="Message Header" w:semiHidden="1" w:unhideWhenUsed="1"/>
+    <w:lsdException w:name="Subtitle" w:uiPriority="11" w:qFormat="1"/>
+    <w:lsdException w:name="Salutation" w:semiHidden="1" w:unhideWhenUsed="1"/>
+    <w:lsdException w:name="Date" w:semiHidden="1" w:unhideWhenUsed="1"/>
+    <w:lsdException w:name="Body Text First Indent" w:semiHidden="1" w:unhideWhenUsed="1"/>
+    <w:lsdException w:name="Body Text First Indent 2" w:semiHidden="1" w:unhideWhenUsed="1"/>
+    <w:lsdException w:name="Note Heading" w:semiHidden="1" w:unhideWhenUsed="1"/>
+    <w:lsdException w:name="Body Text 2" w:semiHidden="1" w:unhideWhenUsed="1"/>
+    <w:lsdException w:name="Body Text 3" w:semiHidden="1" w:unhideWhenUsed="1"/>
+    <w:lsdException w:name="Body Text Indent 2" w:semiHidden="1" w:unhideWhenUsed="1"/>
+    <w:lsdException w:name="Body Text Indent 3" w:semiHidden="1" w:unhideWhenUsed="1"/>
+    <w:lsdException w:name="Block Text" w:semiHidden="1" w:unhideWhenUsed="1"/>
+    <w:lsdException w:name="Hyperlink" w:semiHidden="1" w:unhideWhenUsed="1"/>
+    <w:lsdException w:name="FollowedHyperlink" w:semiHidden="1" w:unhideWhenUsed="1"/>
+    <w:lsdException w:name="Strong" w:uiPriority="22" w:qFormat="1"/>
+    <w:lsdException w:name="Emphasis" w:uiPriority="20" w:qFormat="1"/>
+    <w:lsdException w:name="Document Map" w:semiHidden="1" w:unhideWhenUsed="1"/>
+    <w:lsdException w:name="Plain Text" w:semiHidden="1" w:unhideWhenUsed="1"/>
+    <w:lsdException w:name="E-mail Signature" w:semiHidden="1" w:unhideWhenUsed="1"/>
+    <w:lsdException w:name="HTML Top of Form" w:semiHidden="1" w:unhideWhenUsed="1"/>
+    <w:lsdException w:name="HTML Bottom of Form" w:semiHidden="1" w:unhideWhenUsed="1"/>
+    <w:lsdException w:name="Normal (Web)" w:semiHidden="1" w:unhideWhenUsed="1"/>
+    <w:lsdException w:name="HTML Acronym" w:semiHidden="1" w:unhideWhenUsed="1"/>
+    <w:lsdException w:name="HTML Address" w:semiHidden="1" w:unhideWhenUsed="1"/>
+    <w:lsdException w:name="HTML Cite" w:semiHidden="1" w:unhideWhenUsed="1"/>
+    <w:lsdException w:name="HTML Code" w:semiHidden="1" w:unhideWhenUsed="1"/>
+    <w:lsdException w:name="HTML Definition" w:semiHidden="1" w:unhideWhenUsed="1"/>
+    <w:lsdException w:name="HTML Keyboard" w:semiHidden="1" w:unhideWhenUsed="1"/>
+    <w:lsdException w:name="HTML Preformatted" w:semiHidden="1" w:unhideWhenUsed="1"/>
+    <w:lsdException w:name="HTML Sample" w:semiHidden="1" w:unhideWhenUsed="1"/>
+    <w:lsdException w:name="HTML Typewriter" w:semiHidden="1" w:unhideWhenUsed="1"/>
+    <w:lsdException w:name="HTML Variable" w:semiHidden="1" w:unhideWhenUsed="1"/>
+    <w:lsdException w:name="Normal Table" w:semiHidden="1" w:unhideWhenUsed="1"/>
+    <w:lsdException w:name="annotation subject" w:semiHidden="1" w:unhideWhenUsed="1"/>
+    <w:lsdException w:name="No List" w:semiHidden="1" w:unhideWhenUsed="1"/>
+    <w:lsdException w:name="Outline List 1" w:semiHidden="1" w:unhideWhenUsed="1"/>
+    <w:lsdException w:name="Outline List 2" w:semiHidden="1" w:unhideWhenUsed="1"/>
+    <w:lsdException w:name="Outline List 3" w:semiHidden="1" w:unhideWhenUsed="1"/>
+    <w:lsdException w:name="Table Simple 1" w:semiHidden="1" w:unhideWhenUsed="1"/>
+    <w:lsdException w:name="Table Simple 2" w:semiHidden="1" w:unhideWhenUsed="1"/>
+    <w:lsdException w:name="Table Simple 3" w:semiHidden="1" w:unhideWhenUsed="1"/>
+    <w:lsdException w:name="Table Classic 1" w:semiHidden="1" w:unhideWhenUsed="1"/>
+    <w:lsdException w:name="Table Classic 2" w:semiHidden="1" w:unhideWhenUsed="1"/>
+    <w:lsdException w:name="Table Classic 3" w:semiHidden="1" w:unhideWhenUsed="1"/>
+    <w:lsdException w:name="Table Classic 4" w:semiHidden="1" w:unhideWhenUsed="1"/>
+    <w:lsdException w:name="Table Colorful 1" w:semiHidden="1" w:unhideWhenUsed="1"/>
+    <w:lsdException w:name="Table Colorful 2" w:semiHidden="1" w:unhideWhenUsed="1"/>
+    <w:lsdException w:name="Table Colorful 3" w:semiHidden="1" w:unhideWhenUsed="1"/>
+    <w:lsdException w:name="Table Columns 1" w:semiHidden="1" w:unhideWhenUsed="1"/>
+    <w:lsdException w:name="Table Columns 2" w:semiHidden="1" w:unhideWhenUsed="1"/>
+    <w:lsdException w:name="Table Columns 3" w:semiHidden="1" w:unhideWhenUsed="1"/>
+    <w:lsdException w:name="Table Columns 4" w:semiHidden="1" w:unhideWhenUsed="1"/>
+    <w:lsdException w:name="Table Columns 5" w:semiHidden="1" w:unhideWhenUsed="1"/>
+    <w:lsdException w:name="Table Grid 1" w:semiHidden="1" w:unhideWhenUsed="1"/>
+    <w:lsdException w:name="Table Grid 2" w:semiHidden="1" w:unhideWhenUsed="1"/>
+    <w:lsdException w:name="Table Grid 3" w:semiHidden="1" w:unhideWhenUsed="1"/>
+    <w:lsdException w:name="Table Grid 4" w:semiHidden="1" w:unhideWhenUsed="1"/>
+    <w:lsdException w:name="Table Grid 5" w:semiHidden="1" w:unhideWhenUsed="1"/>
+    <w:lsdException w:name="Table Grid 6" w:semiHidden="1" w:unhideWhenUsed="1"/>
+    <w:lsdException w:name="Table Grid 7" w:semiHidden="1" w:unhideWhenUsed="1"/>
+    <w:lsdException w:name="Table Grid 8" w:semiHidden="1" w:unhideWhenUsed="1"/>
+    <w:lsdException w:name="Table List 1" w:semiHidden="1" w:unhideWhenUsed="1"/>
+    <w:lsdException w:name="Table List 2" w:semiHidden="1" w:unhideWhenUsed="1"/>
+    <w:lsdException w:name="Table List 3" w:semiHidden="1" w:unhideWhenUsed="1"/>
+    <w:lsdException w:name="Table List 4" w:semiHidden="1" w:unhideWhenUsed="1"/>
+    <w:lsdException w:name="Table List 5" w:semiHidden="1" w:unhideWhenUsed="1"/>
+    <w:lsdException w:name="Table List 6" w:semiHidden="1" w:unhideWhenUsed="1"/>
+    <w:lsdException w:name="Table List 7" w:semiHidden="1" w:unhideWhenUsed="1"/>
+    <w:lsdException w:name="Table List 8" w:semiHidden="1" w:unhideWhenUsed="1"/>
+    <w:lsdException w:name="Table 3D effects 1" w:semiHidden="1" w:unhideWhenUsed="1"/>
+    <w:lsdException w:name="Table 3D effects 2" w:semiHidden="1" w:unhideWhenUsed="1"/>
+    <w:lsdException w:name="Table 3D effects 3" w:semiHidden="1" w:unhideWhenUsed="1"/>
+    <w:lsdException w:name="Table Contemporary" w:semiHidden="1" w:unhideWhenUsed="1"/>
+    <w:lsdException w:name="Table Elegant" w:semiHidden="1" w:unhideWhenUsed="1"/>
+    <w:lsdException w:name="Table Professional" w:semiHidden="1" w:unhideWhenUsed="1"/>
+    <w:lsdException w:name="Table Subtle 1" w:semiHidden="1" w:unhideWhenUsed="1"/>
+    <w:lsdException w:name="Table Subtle 2" w:semiHidden="1" w:unhideWhenUsed="1"/>
+    <w:lsdException w:name="Table Web 1" w:semiHidden="1" w:unhideWhenUsed="1"/>
+    <w:lsdException w:name="Table Web 2" w:semiHidden="1" w:unhideWhenUsed="1"/>
+    <w:lsdException w:name="Table Web 3" w:semiHidden="1" w:unhideWhenUsed="1"/>
+    <w:lsdException w:name="Balloon Text" w:semiHidden="1" w:unhideWhenUsed="1"/>
+    <w:lsdException w:name="Table Grid" w:uiPriority="39"/>
+    <w:lsdException w:name="Table Theme" w:semiHidden="1" w:unhideWhenUsed="1"/>
+    <w:lsdException w:name="Placeholder Text" w:semiHidden="1"/>
+    <w:lsdException w:name="No Spacing" w:uiPriority="1" w:qFormat="1"/>
+    <w:lsdException w:name="Light Shading" w:uiPriority="60"/>
+    <w:lsdException w:name="Light List" w:uiPriority="61"/>
+    <w:lsdException w:name="Light Grid" w:uiPriority="62"/>
+    <w:lsdException w:name="Medium Shading 1" w:uiPriority="63"/>
+    <w:lsdException w:name="Medium Shading 2" w:uiPriority="64"/>
+    <w:lsdException w:name="Medium List 1" w:uiPriority="65"/>
+    <w:lsdException w:name="Medium List 2" w:uiPriority="66"/>
+    <w:lsdException w:name="Medium Grid 1" w:uiPriority="67"/>
+    <w:lsdException w:name="Medium Grid 2" w:uiPriority="68"/>
+    <w:lsdException w:name="Medium Grid 3" w:uiPriority="69"/>
+    <w:lsdException w:name="Dark List" w:uiPriority="70"/>
+    <w:lsdException w:name="Colorful Shading" w:uiPriority="71"/>
+    <w:lsdException w:name="Colorful List" w:uiPriority="72"/>
+    <w:lsdException w:name="Colorful Grid" w:uiPriority="73"/>
+    <w:lsdException w:name="Light Shading Accent 1" w:uiPriority="60"/>
+    <w:lsdException w:name="Light List Accent 1" w:uiPriority="61"/>
+    <w:lsdException w:name="Light Grid Accent 1" w:uiPriority="62"/>
+    <w:lsdException w:name="Medium Shading 1 Accent 1" w:uiPriority="63"/>
+    <w:lsdException w:name="Medium Shading 2 Accent 1" w:uiPriority="64"/>
+    <w:lsdException w:name="Medium List 1 Accent 1" w:uiPriority="65"/>
+    <w:lsdException w:name="Revision" w:semiHidden="1"/>
+    <w:lsdException w:name="List Paragraph" w:uiPriority="34" w:qFormat="1"/>
+    <w:lsdException w:name="Quote" w:uiPriority="29" w:qFormat="1"/>
+    <w:lsdException w:name="Intense Quote" w:uiPriority="30" w:qFormat="1"/>
+    <w:lsdException w:name="Medium List 2 Accent 1" w:uiPriority="66"/>
+    <w:lsdException w:name="Medium Grid 1 Accent 1" w:uiPriority="67"/>
+    <w:lsdException w:name="Medium Grid 2 Accent 1" w:uiPriority="68"/>
+    <w:lsdException w:name="Medium Grid 3 Accent 1" w:uiPriority="69"/>
+    <w:lsdException w:name="Dark List Accent 1" w:uiPriority="70"/>
+    <w:lsdException w:name="Colorful Shading Accent 1" w:uiPriority="71"/>
+    <w:lsdException w:name="Colorful List Accent 1" w:uiPriority="72"/>
+    <w:lsdException w:name="Colorful Grid Accent 1" w:uiPriority="73"/>
+    <w:lsdException w:name="Light Shading Accent 2" w:uiPriority="60"/>
+    <w:lsdException w:name="Light List Accent 2" w:uiPriority="61"/>
+    <w:lsdException w:name="Light Grid Accent 2" w:uiPriority="62"/>
+    <w:lsdException w:name="Medium Shading 1 Accent 2" w:uiPriority="63"/>
+    <w:lsdException w:name="Medium Shading 2 Accent 2" w:uiPriority="64"/>
+    <w:lsdException w:name="Medium List 1 Accent 2" w:uiPriority="65"/>
+    <w:lsdException w:name="Medium List 2 Accent 2" w:uiPriority="66"/>
+    <w:lsdException w:name="Medium Grid 1 Accent 2" w:uiPriority="67"/>
+    <w:lsdException w:name="Medium Grid 2 Accent 2" w:uiPriority="68"/>
+    <w:lsdException w:name="Medium Grid 3 Accent 2" w:uiPriority="69"/>
+    <w:lsdException w:name="Dark List Accent 2" w:uiPriority="70"/>
+    <w:lsdException w:name="Colorful Shading Accent 2" w:uiPriority="71"/>
+    <w:lsdException w:name="Colorful List Accent 2" w:uiPriority="72"/>
+    <w:lsdException w:name="Colorful Grid Accent 2" w:uiPriority="73"/>
+    <w:lsdException w:name="Light Shading Accent 3" w:uiPriority="60"/>
+    <w:lsdException w:name="Light List Accent 3" w:uiPriority="61"/>
+    <w:lsdException w:name="Light Grid Accent 3" w:uiPriority="62"/>
+    <w:lsdException w:name="Medium Shading 1 Accent 3" w:uiPriority="63"/>
+    <w:lsdException w:name="Medium Shading 2 Accent 3" w:uiPriority="64"/>
+    <w:lsdException w:name="Medium List 1 Accent 3" w:uiPriority="65"/>
+    <w:lsdException w:name="Medium List 2 Accent 3" w:uiPriority="66"/>
+    <w:lsdException w:name="Medium Grid 1 Accent 3" w:uiPriority="67"/>
+    <w:lsdException w:name="Medium Grid 2 Accent 3" w:uiPriority="68"/>
+    <w:lsdException w:name="Medium Grid 3 Accent 3" w:uiPriority="69"/>
+    <w:lsdException w:name="Dark List Accent 3" w:uiPriority="70"/>
+    <w:lsdException w:name="Colorful Shading Accent 3" w:uiPriority="71"/>
+    <w:lsdException w:name="Colorful List Accent 3" w:uiPriority="72"/>
+    <w:lsdException w:name="Colorful Grid Accent 3" w:uiPriority="73"/>
+    <w:lsdException w:name="Light Shading Accent 4" w:uiPriority="60"/>
+    <w:lsdException w:name="Light List Accent 4" w:uiPriority="61"/>
+    <w:lsdException w:name="Light Grid Accent 4" w:uiPriority="62"/>
+    <w:lsdException w:name="Medium Shading 1 Accent 4" w:uiPriority="63"/>
+    <w:lsdException w:name="Medium Shading 2 Accent 4" w:uiPriority="64"/>
+    <w:lsdException w:name="Medium List 1 Accent 4" w:uiPriority="65"/>
+    <w:lsdException w:name="Medium List 2 Accent 4" w:uiPriority="66"/>
+    <w:lsdException w:name="Medium Grid 1 Accent 4" w:uiPriority="67"/>
+    <w:lsdException w:name="Medium Grid 2 Accent 4" w:uiPriority="68"/>
+    <w:lsdException w:name="Medium Grid 3 Accent 4" w:uiPriority="69"/>
+    <w:lsdException w:name="Dark List Accent 4" w:uiPriority="70"/>
+    <w:lsdException w:name="Colorful Shading Accent 4" w:uiPriority="71"/>
+    <w:lsdException w:name="Colorful List Accent 4" w:uiPriority="72"/>
+    <w:lsdException w:name="Colorful Grid Accent 4" w:uiPriority="73"/>
+    <w:lsdException w:name="Light Shading Accent 5" w:uiPriority="60"/>
+    <w:lsdException w:name="Light List Accent 5" w:uiPriority="61"/>
+    <w:lsdException w:name="Light Grid Accent 5" w:uiPriority="62"/>
+    <w:lsdException w:name="Medium Shading 1 Accent 5" w:uiPriority="63"/>
+    <w:lsdException w:name="Medium Shading 2 Accent 5" w:uiPriority="64"/>
+    <w:lsdException w:name="Medium List 1 Accent 5" w:uiPriority="65"/>
+    <w:lsdException w:name="Medium List 2 Accent 5" w:uiPriority="66"/>
+    <w:lsdException w:name="Medium Grid 1 Accent 5" w:uiPriority="67"/>
+    <w:lsdException w:name="Medium Grid 2 Accent 5" w:uiPriority="68"/>
+    <w:lsdException w:name="Medium Grid 3 Accent 5" w:uiPriority="69"/>
+    <w:lsdException w:name="Dark List Accent 5" w:uiPriority="70"/>
+    <w:lsdException w:name="Colorful Shading Accent 5" w:uiPriority="71"/>
+    <w:lsdException w:name="Colorful List Accent 5" w:uiPriority="72"/>
+    <w:lsdException w:name="Colorful Grid Accent 5" w:uiPriority="73"/>
+    <w:lsdException w:name="Light Shading Accent 6" w:uiPriority="60"/>
+    <w:lsdException w:name="Light List Accent 6" w:uiPriority="61"/>
+    <w:lsdException w:name="Light Grid Accent 6" w:uiPriority="62"/>
+    <w:lsdException w:name="Medium Shading 1 Accent 6" w:uiPriority="63"/>
+    <w:lsdException w:name="Medium Shading 2 Accent 6" w:uiPriority="64"/>
+    <w:lsdException w:name="Medium List 1 Accent 6" w:uiPriority="65"/>
+    <w:lsdException w:name="Medium List 2 Accent 6" w:uiPriority="66"/>
+    <w:lsdException w:name="Medium Grid 1 Accent 6" w:uiPriority="67"/>
+    <w:lsdException w:name="Medium Grid 2 Accent 6" w:uiPriority="68"/>
+    <w:lsdException w:name="Medium Grid 3 Accent 6" w:uiPriority="69"/>
+    <w:lsdException w:name="Dark List Accent 6" w:uiPriority="70"/>
+    <w:lsdException w:name="Colorful Shading Accent 6" w:uiPriority="71"/>
+    <w:lsdException w:name="Colorful List Accent 6" w:uiPriority="72"/>
+    <w:lsdException w:name="Colorful Grid Accent 6" w:uiPriority="73"/>
+    <w:lsdException w:name="Subtle Emphasis" w:uiPriority="19" w:qFormat="1"/>
+    <w:lsdException w:name="Intense Emphasis" w:uiPriority="21" w:qFormat="1"/>
+    <w:lsdException w:name="Subtle Reference" w:uiPriority="31" w:qFormat="1"/>
+    <w:lsdException w:name="Intense Reference" w:uiPriority="32" w:qFormat="1"/>
+    <w:lsdException w:name="Book Title" w:uiPriority="33" w:qFormat="1"/>
+    <w:lsdException w:name="Bibliography" w:semiHidden="1" w:uiPriority="37" w:unhideWhenUsed="1"/>
+    <w:lsdException w:name="TOC Heading" w:semiHidden="1" w:uiPriority="39" w:unhideWhenUsed="1" w:qFormat="1"/>
+    <w:lsdException w:name="Plain Table 1" w:uiPriority="41"/>
+    <w:lsdException w:name="Plain Table 2" w:uiPriority="42"/>
+    <w:lsdException w:name="Plain Table 3" w:uiPriority="43"/>
+    <w:lsdException w:name="Plain Table 4" w:uiPriority="44"/>
+    <w:lsdException w:name="Plain Table 5" w:uiPriority="45"/>
+    <w:lsdException w:name="Grid Table Light" w:uiPriority="40"/>
+    <w:lsdException w:name="Grid Table 1 Light" w:uiPriority="46"/>
+    <w:lsdException w:name="Grid Table 2" w:uiPriority="47"/>
+    <w:lsdException w:name="Grid Table 3" w:uiPriority="48"/>
+    <w:lsdException w:name="Grid Table 4" w:uiPriority="49"/>
+    <w:lsdException w:name="Grid Table 5 Dark" w:uiPriority="50"/>
+    <w:lsdException w:name="Grid Table 6 Colorful" w:uiPriority="51"/>
+    <w:lsdException w:name="Grid Table 7 Colorful" w:uiPriority="52"/>
+    <w:lsdException w:name="Grid Table 1 Light Accent 1" w:uiPriority="46"/>
+    <w:lsdException w:name="Grid Table 2 Accent 1" w:uiPriority="47"/>
+    <w:lsdException w:name="Grid Table 3 Accent 1" w:uiPriority="48"/>
+    <w:lsdException w:name="Grid Table 4 Accent 1" w:uiPriority="49"/>
+    <w:lsdException w:name="Grid Table 5 Dark Accent 1" w:uiPriority="50"/>
+    <w:lsdException w:name="Grid Table 6 Colorful Accent 1" w:uiPriority="51"/>
+    <w:lsdException w:name="Grid Table 7 Colorful Accent 1" w:uiPriority="52"/>
+    <w:lsdException w:name="Grid Table 1 Light Accent 2" w:uiPriority="46"/>
+    <w:lsdException w:name="Grid Table 2 Accent 2" w:uiPriority="47"/>
+    <w:lsdException w:name="Grid Table 3 Accent 2" w:uiPriority="48"/>
+    <w:lsdException w:name="Grid Table 4 Accent 2" w:uiPriority="49"/>
+    <w:lsdException w:name="Grid Table 5 Dark Accent 2" w:uiPriority="50"/>
+    <w:lsdException w:name="Grid Table 6 Colorful Accent 2" w:uiPriority="51"/>
+    <w:lsdException w:name="Grid Table 7 Colorful Accent 2" w:uiPriority="52"/>
+    <w:lsdException w:name="Grid Table 1 Light Accent 3" w:uiPriority="46"/>
+    <w:lsdException w:name="Grid Table 2 Accent 3" w:uiPriority="47"/>
+    <w:lsdException w:name="Grid Table 3 Accent 3" w:uiPriority="48"/>
+    <w:lsdException w:name="Grid Table 4 Accent 3" w:uiPriority="49"/>
+    <w:lsdException w:name="Grid Table 5 Dark Accent 3" w:uiPriority="50"/>
+    <w:lsdException w:name="Grid Table 6 Colorful Accent 3" w:uiPriority="51"/>
+    <w:lsdException w:name="Grid Table 7 Colorful Accent 3" w:uiPriority="52"/>
+    <w:lsdException w:name="Grid Table 1 Light Accent 4" w:uiPriority="46"/>
+    <w:lsdException w:name="Grid Table 2 Accent 4" w:uiPriority="47"/>
+    <w:lsdException w:name="Grid Table 3 Accent 4" w:uiPriority="48"/>
+    <w:lsdException w:name="Grid Table 4 Accent 4" w:uiPriority="49"/>
+    <w:lsdException w:name="Grid Table 5 Dark Accent 4" w:uiPriority="50"/>
+    <w:lsdException w:name="Grid Table 6 Colorful Accent 4" w:uiPriority="51"/>
+    <w:lsdException w:name="Grid Table 7 Colorful Accent 4" w:uiPriority="52"/>
+    <w:lsdException w:name="Grid Table 1 Light Accent 5" w:uiPriority="46"/>
+    <w:lsdException w:name="Grid Table 2 Accent 5" w:uiPriority="47"/>
+    <w:lsdException w:name="Grid Table 3 Accent 5" w:uiPriority="48"/>
+    <w:lsdException w:name="Grid Table 4 Accent 5" w:uiPriority="49"/>
+    <w:lsdException w:name="Grid Table 5 Dark Accent 5" w:uiPriority="50"/>
+    <w:lsdException w:name="Grid Table 6 Colorful Accent 5" w:uiPriority="51"/>
+    <w:lsdException w:name="Grid Table 7 Colorful Accent 5" w:uiPriority="52"/>
+    <w:lsdException w:name="Grid Table 1 Light Accent 6" w:uiPriority="46"/>
+    <w:lsdException w:name="Grid Table 2 Accent 6" w:uiPriority="47"/>
+    <w:lsdException w:name="Grid Table 3 Accent 6" w:uiPriority="48"/>
+    <w:lsdException w:name="Grid Table 4 Accent 6" w:uiPriority="49"/>
+    <w:lsdException w:name="Grid Table 5 Dark Accent 6" w:uiPriority="50"/>
+    <w:lsdException w:name="Grid Table 6 Colorful Accent 6" w:uiPriority="51"/>
+    <w:lsdException w:name="Grid Table 7 Colorful Accent 6" w:uiPriority="52"/>
+    <w:lsdException w:name="List Table 1 Light" w:uiPriority="46"/>
+    <w:lsdException w:name="List Table 2" w:uiPriority="47"/>
+    <w:lsdException w:name="List Table 3" w:uiPriority="48"/>
+    <w:lsdException w:name="List Table 4" w:uiPriority="49"/>
+    <w:lsdException w:name="List Table 5 Dark" w:uiPriority="50"/>
+    <w:lsdException w:name="List Table 6 Colorful" w:uiPriority="51"/>
+    <w:lsdException w:name="List Table 7 Colorful" w:uiPriority="52"/>
+    <w:lsdException w:name="List Table 1 Light Accent 1" w:uiPriority="46"/>
+    <w:lsdException w:name="List Table 2 Accent 1" w:uiPriority="47"/>
+    <w:lsdException w:name="List Table 3 Accent 1" w:uiPriority="48"/>
+    <w:lsdException w:name="List Table 4 Accent 1" w:uiPriority="49"/>
+    <w:lsdException w:name="List Table 5 Dark Accent 1" w:uiPriority="50"/>
+    <w:lsdException w:name="List Table 6 Colorful Accent 1" w:uiPriority="51"/>
+    <w:lsdException w:name="List Table 7 Colorful Accent 1" w:uiPriority="52"/>
+    <w:lsdException w:name="List Table 1 Light Accent 2" w:uiPriority="46"/>
+    <w:lsdException w:name="List Table 2 Accent 2" w:uiPriority="47"/>
+    <w:lsdException w:name="List Table 3 Accent 2" w:uiPriority="48"/>
+    <w:lsdException w:name="List Table 4 Accent 2" w:uiPriority="49"/>
+    <w:lsdException w:name="List Table 5 Dark Accent 2" w:uiPriority="50"/>
+    <w:lsdException w:name="List Table 6 Colorful Accent 2" w:uiPriority="51"/>
+    <w:lsdException w:name="List Table 7 Colorful Accent 2" w:uiPriority="52"/>
+    <w:lsdException w:name="List Table 1 Light Accent 3" w:uiPriority="46"/>
+    <w:lsdException w:name="List Table 2 Accent 3" w:uiPriority="47"/>
+    <w:lsdException w:name="List Table 3 Accent 3" w:uiPriority="48"/>
+    <w:lsdException w:name="List Table 4 Accent 3" w:uiPriority="49"/>
+    <w:lsdException w:name="List Table 5 Dark Accent 3" w:uiPriority="50"/>
+    <w:lsdException w:name="List Table 6 Colorful Accent 3" w:uiPriority="51"/>
+    <w:lsdException w:name="List Table 7 Colorful Accent 3" w:uiPriority="52"/>
+    <w:lsdException w:name="List Table 1 Light Accent 4" w:uiPriority="46"/>
+    <w:lsdException w:name="List Table 2 Accent 4" w:uiPriority="47"/>
+    <w:lsdException w:name="List Table 3 Accent 4" w:uiPriority="48"/>
+    <w:lsdException w:name="List Table 4 Accent 4" w:uiPriority="49"/>
+    <w:lsdException w:name="List Table 5 Dark Accent 4" w:uiPriority="50"/>
+    <w:lsdException w:name="List Table 6 Colorful Accent 4" w:uiPriority="51"/>
+    <w:lsdException w:name="List Table 7 Colorful Accent 4" w:uiPriority="52"/>
+    <w:lsdException w:name="List Table 1 Light Accent 5" w:uiPriority="46"/>
+    <w:lsdException w:name="List Table 2 Accent 5" w:uiPriority="47"/>
+    <w:lsdException w:name="List Table 3 Accent 5" w:uiPriority="48"/>
+    <w:lsdException w:name="List Table 4 Accent 5" w:uiPriority="49"/>
+    <w:lsdException w:name="List Table 5 Dark Accent 5" w:uiPriority="50"/>
+    <w:lsdException w:name="List Table 6 Colorful Accent 5" w:uiPriority="51"/>
+    <w:lsdException w:name="List Table 7 Colorful Accent 5" w:uiPriority="52"/>
+    <w:lsdException w:name="List Table 1 Light Accent 6" w:uiPriority="46"/>
+    <w:lsdException w:name="List Table 2 Accent 6" w:uiPriority="47"/>
+    <w:lsdException w:name="List Table 3 Accent 6" w:uiPriority="48"/>
+    <w:lsdException w:name="List Table 4 Accent 6" w:uiPriority="49"/>
+    <w:lsdException w:name="List Table 5 Dark Accent 6" w:uiPriority="50"/>
+    <w:lsdException w:name="List Table 6 Colorful Accent 6" w:uiPriority="51"/>
+    <w:lsdException w:name="List Table 7 Colorful Accent 6" w:uiPriority="52"/>
+    <w:lsdException w:name="Mention" w:semiHidden="1" w:unhideWhenUsed="1"/>
+    <w:lsdException w:name="Smart Hyperlink" w:semiHidden="1" w:unhideWhenUsed="1"/>
+    <w:lsdException w:name="Hashtag" w:semiHidden="1" w:unhideWhenUsed="1"/>
+    <w:lsdException w:name="Unresolved Mention" w:semiHidden="1" w:unhideWhenUsed="1"/>
+    <w:lsdException w:name="Smart Link" w:semiHidden="1" w:unhideWhenUsed="1"/>
+  </w:latentStyles>
+  <w:style w:type="paragraph" w:default="1" w:styleId="Normal">
+    <w:name w:val="Normal"/>
     <w:qFormat/>
-    <w:rPr>
-      <w:sz w:val="56"/>
-      <w:szCs w:val="56"/>
-    </w:rPr>
   </w:style>
   <w:style w:type="paragraph" w:styleId="Heading1">
-    <w:name w:val="Heading 1"/>
-    <w:basedOn w:val="Normal"/>
-    <w:next w:val="Normal"/>
+    <w:name w:val="heading 1"/>
+    <w:uiPriority w:val="9"/>
     <w:qFormat/>
+    <w:pPr>
+      <w:spacing w:before="280" w:after="120"/>
+      <w:outlineLvl w:val="0"/>
+    </w:pPr>
     <w:rPr>
-      <w:color w:val="2E74B5"/>
+      <w:b/>
+      <w:bCs/>
+      <w:color w:val="1A2E1A"/>
       <w:sz w:val="32"/>
       <w:szCs w:val="32"/>
     </w:rPr>
   </w:style>
   <w:style w:type="paragraph" w:styleId="Heading2">
-    <w:name w:val="Heading 2"/>
-    <w:basedOn w:val="Normal"/>
-    <w:next w:val="Normal"/>
+    <w:name w:val="heading 2"/>
+    <w:uiPriority w:val="9"/>
+    <w:unhideWhenUsed/>
     <w:qFormat/>
+    <w:pPr>
+      <w:spacing w:before="200" w:after="80"/>
+      <w:outlineLvl w:val="1"/>
+    </w:pPr>
     <w:rPr>
-      <w:color w:val="2E74B5"/>
+      <w:b/>
+      <w:bCs/>
+      <w:color w:val="5A4A2A"/>
       <w:sz w:val="26"/>
       <w:szCs w:val="26"/>
     </w:rPr>
   </w:style>
   <w:style w:type="paragraph" w:styleId="Heading3">
-    <w:name w:val="Heading 3"/>
-    <w:basedOn w:val="Normal"/>
-    <w:next w:val="Normal"/>
+    <w:name w:val="heading 3"/>
+    <w:uiPriority w:val="9"/>
+    <w:semiHidden/>
+    <w:unhideWhenUsed/>
     <w:qFormat/>
+    <w:pPr>
+      <w:outlineLvl w:val="2"/>
+    </w:pPr>
     <w:rPr>
       <w:color w:val="1F4D78"/>
       <w:sz w:val="24"/>
@@ -1987,10 +2287,14 @@
     </w:rPr>
   </w:style>
   <w:style w:type="paragraph" w:styleId="Heading4">
-    <w:name w:val="Heading 4"/>
-    <w:basedOn w:val="Normal"/>
-    <w:next w:val="Normal"/>
+    <w:name w:val="heading 4"/>
+    <w:uiPriority w:val="9"/>
+    <w:semiHidden/>
+    <w:unhideWhenUsed/>
     <w:qFormat/>
+    <w:pPr>
+      <w:outlineLvl w:val="3"/>
+    </w:pPr>
     <w:rPr>
       <w:i/>
       <w:iCs/>
@@ -1998,27 +2302,75 @@
     </w:rPr>
   </w:style>
   <w:style w:type="paragraph" w:styleId="Heading5">
-    <w:name w:val="Heading 5"/>
-    <w:basedOn w:val="Normal"/>
-    <w:next w:val="Normal"/>
+    <w:name w:val="heading 5"/>
+    <w:uiPriority w:val="9"/>
+    <w:semiHidden/>
+    <w:unhideWhenUsed/>
     <w:qFormat/>
+    <w:pPr>
+      <w:outlineLvl w:val="4"/>
+    </w:pPr>
     <w:rPr>
       <w:color w:val="2E74B5"/>
     </w:rPr>
   </w:style>
   <w:style w:type="paragraph" w:styleId="Heading6">
-    <w:name w:val="Heading 6"/>
-    <w:basedOn w:val="Normal"/>
-    <w:next w:val="Normal"/>
+    <w:name w:val="heading 6"/>
+    <w:uiPriority w:val="9"/>
+    <w:semiHidden/>
+    <w:unhideWhenUsed/>
     <w:qFormat/>
+    <w:pPr>
+      <w:outlineLvl w:val="5"/>
+    </w:pPr>
     <w:rPr>
       <w:color w:val="1F4D78"/>
     </w:rPr>
   </w:style>
-  <w:style w:type="paragraph" w:styleId="Strong">
-    <w:name w:val="Strong"/>
-    <w:basedOn w:val="Normal"/>
-    <w:next w:val="Normal"/>
+  <w:style w:type="character" w:default="1" w:styleId="DefaultParagraphFont">
+    <w:name w:val="Default Paragraph Font"/>
+    <w:uiPriority w:val="1"/>
+    <w:semiHidden/>
+    <w:unhideWhenUsed/>
+  </w:style>
+  <w:style w:type="table" w:default="1" w:styleId="TableNormal">
+    <w:name w:val="Normal Table"/>
+    <w:uiPriority w:val="99"/>
+    <w:semiHidden/>
+    <w:unhideWhenUsed/>
+    <w:tblPr>
+      <w:tblInd w:w="0" w:type="dxa"/>
+      <w:tblCellMar>
+        <w:top w:w="0" w:type="dxa"/>
+        <w:left w:w="108" w:type="dxa"/>
+        <w:bottom w:w="0" w:type="dxa"/>
+        <w:right w:w="108" w:type="dxa"/>
+      </w:tblCellMar>
+    </w:tblPr>
+  </w:style>
+  <w:style w:type="numbering" w:default="1" w:styleId="NoList">
+    <w:name w:val="No List"/>
+    <w:uiPriority w:val="99"/>
+    <w:semiHidden/>
+    <w:unhideWhenUsed/>
+  </w:style>
+  <w:style w:type="paragraph" w:styleId="Title">
+    <w:name w:val="Title"/>
+    <w:uiPriority w:val="10"/>
+    <w:qFormat/>
+    <w:pPr>
+      <w:spacing w:after="120"/>
+      <w:outlineLvl w:val="0"/>
+    </w:pPr>
+    <w:rPr>
+      <w:b/>
+      <w:bCs/>
+      <w:sz w:val="40"/>
+      <w:szCs w:val="40"/>
+    </w:rPr>
+  </w:style>
+  <w:style w:type="paragraph" w:customStyle="1" w:styleId="Strong1">
+    <w:name w:val="Strong1"/>
     <w:qFormat/>
     <w:rPr>
       <w:b/>
@@ -2027,12 +2379,10 @@
   </w:style>
   <w:style w:type="paragraph" w:styleId="ListParagraph">
     <w:name w:val="List Paragraph"/>
-    <w:basedOn w:val="Normal"/>
     <w:qFormat/>
   </w:style>
   <w:style w:type="character" w:styleId="Hyperlink">
     <w:name w:val="Hyperlink"/>
-    <w:basedOn w:val="DefaultParagraphFont"/>
     <w:uiPriority w:val="99"/>
     <w:unhideWhenUsed/>
     <w:rPr>
@@ -2042,7 +2392,6 @@
   </w:style>
   <w:style w:type="character" w:styleId="FootnoteReference">
     <w:name w:val="footnote reference"/>
-    <w:basedOn w:val="DefaultParagraphFont"/>
     <w:uiPriority w:val="99"/>
     <w:semiHidden/>
     <w:unhideWhenUsed/>
@@ -2052,22 +2401,17 @@
   </w:style>
   <w:style w:type="paragraph" w:styleId="FootnoteText">
     <w:name w:val="footnote text"/>
-    <w:basedOn w:val="Normal"/>
     <w:link w:val="FootnoteTextChar"/>
     <w:uiPriority w:val="99"/>
     <w:semiHidden/>
     <w:unhideWhenUsed/>
-    <w:pPr>
-      <w:spacing w:after="0" w:line="240" w:lineRule="auto"/>
-    </w:pPr>
     <w:rPr>
       <w:sz w:val="20"/>
       <w:szCs w:val="20"/>
     </w:rPr>
   </w:style>
-  <w:style w:type="character" w:styleId="FootnoteTextChar">
+  <w:style w:type="character" w:customStyle="1" w:styleId="FootnoteTextChar">
     <w:name w:val="Footnote Text Char"/>
-    <w:basedOn w:val="DefaultParagraphFont"/>
     <w:link w:val="FootnoteText"/>
     <w:uiPriority w:val="99"/>
     <w:semiHidden/>
@@ -2079,7 +2423,6 @@
   </w:style>
   <w:style w:type="character" w:styleId="EndnoteReference">
     <w:name w:val="endnote reference"/>
-    <w:basedOn w:val="DefaultParagraphFont"/>
     <w:uiPriority w:val="99"/>
     <w:semiHidden/>
     <w:unhideWhenUsed/>
@@ -2089,22 +2432,17 @@
   </w:style>
   <w:style w:type="paragraph" w:styleId="EndnoteText">
     <w:name w:val="endnote text"/>
-    <w:basedOn w:val="Normal"/>
     <w:link w:val="EndnoteTextChar"/>
     <w:uiPriority w:val="99"/>
     <w:semiHidden/>
     <w:unhideWhenUsed/>
-    <w:pPr>
-      <w:spacing w:after="0" w:line="240" w:lineRule="auto"/>
-    </w:pPr>
     <w:rPr>
       <w:sz w:val="20"/>
       <w:szCs w:val="20"/>
     </w:rPr>
   </w:style>
-  <w:style w:type="character" w:styleId="EndnoteTextChar">
+  <w:style w:type="character" w:customStyle="1" w:styleId="EndnoteTextChar">
     <w:name w:val="Endnote Text Char"/>
-    <w:basedOn w:val="DefaultParagraphFont"/>
     <w:link w:val="EndnoteText"/>
     <w:uiPriority w:val="99"/>
     <w:semiHidden/>
@@ -2114,58 +2452,320 @@
       <w:szCs w:val="20"/>
     </w:rPr>
   </w:style>
-  <w:style w:type="paragraph" w:styleId="Title">
-    <w:name w:val="Title"/>
-    <w:basedOn w:val="Normal"/>
-    <w:next w:val="Normal"/>
-    <w:qFormat/>
-    <w:pPr>
-      <w:spacing w:after="120" w:before="0"/>
-      <w:outlineLvl w:val="0"/>
-    </w:pPr>
-    <w:rPr>
-      <w:rFonts w:ascii="Calibri" w:cs="Calibri" w:eastAsia="Calibri" w:hAnsi="Calibri"/>
-      <w:b/>
-      <w:bCs/>
-      <w:sz w:val="40"/>
-      <w:szCs w:val="40"/>
-    </w:rPr>
-  </w:style>
-  <w:style w:type="paragraph" w:styleId="Heading1">
-    <w:name w:val="Heading 1"/>
-    <w:basedOn w:val="Normal"/>
-    <w:next w:val="Normal"/>
-    <w:qFormat/>
-    <w:pPr>
-      <w:spacing w:after="120" w:before="280"/>
-      <w:outlineLvl w:val="0"/>
-    </w:pPr>
-    <w:rPr>
-      <w:rFonts w:ascii="Calibri" w:cs="Calibri" w:eastAsia="Calibri" w:hAnsi="Calibri"/>
-      <w:b/>
-      <w:bCs/>
-      <w:color w:val="1a2e1a"/>
-      <w:sz w:val="32"/>
-      <w:szCs w:val="32"/>
-    </w:rPr>
-  </w:style>
-  <w:style w:type="paragraph" w:styleId="Heading2">
-    <w:name w:val="Heading 2"/>
-    <w:basedOn w:val="Normal"/>
-    <w:next w:val="Normal"/>
-    <w:qFormat/>
-    <w:pPr>
-      <w:spacing w:after="80" w:before="200"/>
-      <w:outlineLvl w:val="1"/>
-    </w:pPr>
-    <w:rPr>
-      <w:rFonts w:ascii="Calibri" w:cs="Calibri" w:eastAsia="Calibri" w:hAnsi="Calibri"/>
-      <w:b/>
-      <w:bCs/>
-      <w:color w:val="5a4a2a"/>
-      <w:sz w:val="26"/>
-      <w:szCs w:val="26"/>
-    </w:rPr>
-  </w:style>
 </w:styles>
+</file>
+
+<file path=word/theme/theme1.xml><?xml version="1.0" encoding="utf-8"?>
+<a:theme xmlns:a="http://schemas.openxmlformats.org/drawingml/2006/main" name="Office Theme">
+  <a:themeElements>
+    <a:clrScheme name="Office">
+      <a:dk1>
+        <a:sysClr val="windowText" lastClr="000000"/>
+      </a:dk1>
+      <a:lt1>
+        <a:sysClr val="window" lastClr="FFFFFF"/>
+      </a:lt1>
+      <a:dk2>
+        <a:srgbClr val="0E2841"/>
+      </a:dk2>
+      <a:lt2>
+        <a:srgbClr val="E8E8E8"/>
+      </a:lt2>
+      <a:accent1>
+        <a:srgbClr val="156082"/>
+      </a:accent1>
+      <a:accent2>
+        <a:srgbClr val="E97132"/>
+      </a:accent2>
+      <a:accent3>
+        <a:srgbClr val="196B24"/>
+      </a:accent3>
+      <a:accent4>
+        <a:srgbClr val="0F9ED5"/>
+      </a:accent4>
+      <a:accent5>
+        <a:srgbClr val="A02B93"/>
+      </a:accent5>
+      <a:accent6>
+        <a:srgbClr val="4EA72E"/>
+      </a:accent6>
+      <a:hlink>
+        <a:srgbClr val="467886"/>
+      </a:hlink>
+      <a:folHlink>
+        <a:srgbClr val="96607D"/>
+      </a:folHlink>
+    </a:clrScheme>
+    <a:fontScheme name="Office">
+      <a:majorFont>
+        <a:latin typeface="Aptos Display" panose="02110004020202020204"/>
+        <a:ea typeface=""/>
+        <a:cs typeface=""/>
+        <a:font script="Jpan" typeface="游ゴシック Light"/>
+        <a:font script="Hang" typeface="맑은 고딕"/>
+        <a:font script="Hans" typeface="等线 Light"/>
+        <a:font script="Hant" typeface="新細明體"/>
+        <a:font script="Arab" typeface="Times New Roman"/>
+        <a:font script="Hebr" typeface="Times New Roman"/>
+        <a:font script="Thai" typeface="Angsana New"/>
+        <a:font script="Ethi" typeface="Nyala"/>
+        <a:font script="Beng" typeface="Vrinda"/>
+        <a:font script="Gujr" typeface="Shruti"/>
+        <a:font script="Khmr" typeface="MoolBoran"/>
+        <a:font script="Knda" typeface="Tunga"/>
+        <a:font script="Guru" typeface="Raavi"/>
+        <a:font script="Cans" typeface="Euphemia"/>
+        <a:font script="Cher" typeface="Plantagenet Cherokee"/>
+        <a:font script="Yiii" typeface="Microsoft Yi Baiti"/>
+        <a:font script="Tibt" typeface="Microsoft Himalaya"/>
+        <a:font script="Thaa" typeface="MV Boli"/>
+        <a:font script="Deva" typeface="Mangal"/>
+        <a:font script="Telu" typeface="Gautami"/>
+        <a:font script="Taml" typeface="Latha"/>
+        <a:font script="Syrc" typeface="Estrangelo Edessa"/>
+        <a:font script="Orya" typeface="Kalinga"/>
+        <a:font script="Mlym" typeface="Kartika"/>
+        <a:font script="Laoo" typeface="DokChampa"/>
+        <a:font script="Sinh" typeface="Iskoola Pota"/>
+        <a:font script="Mong" typeface="Mongolian Baiti"/>
+        <a:font script="Viet" typeface="Times New Roman"/>
+        <a:font script="Uigh" typeface="Microsoft Uighur"/>
+        <a:font script="Geor" typeface="Sylfaen"/>
+        <a:font script="Armn" typeface="Arial"/>
+        <a:font script="Bugi" typeface="Leelawadee UI"/>
+        <a:font script="Bopo" typeface="Microsoft JhengHei"/>
+        <a:font script="Java" typeface="Javanese Text"/>
+        <a:font script="Lisu" typeface="Segoe UI"/>
+        <a:font script="Mymr" typeface="Myanmar Text"/>
+        <a:font script="Nkoo" typeface="Ebrima"/>
+        <a:font script="Olck" typeface="Nirmala UI"/>
+        <a:font script="Osma" typeface="Ebrima"/>
+        <a:font script="Phag" typeface="Phagspa"/>
+        <a:font script="Syrn" typeface="Estrangelo Edessa"/>
+        <a:font script="Syrj" typeface="Estrangelo Edessa"/>
+        <a:font script="Syre" typeface="Estrangelo Edessa"/>
+        <a:font script="Sora" typeface="Nirmala UI"/>
+        <a:font script="Tale" typeface="Microsoft Tai Le"/>
+        <a:font script="Talu" typeface="Microsoft New Tai Lue"/>
+        <a:font script="Tfng" typeface="Ebrima"/>
+      </a:majorFont>
+      <a:minorFont>
+        <a:latin typeface="Aptos" panose="02110004020202020204"/>
+        <a:ea typeface=""/>
+        <a:cs typeface=""/>
+        <a:font script="Jpan" typeface="游明朝"/>
+        <a:font script="Hang" typeface="맑은 고딕"/>
+        <a:font script="Hans" typeface="等线"/>
+        <a:font script="Hant" typeface="新細明體"/>
+        <a:font script="Arab" typeface="Arial"/>
+        <a:font script="Hebr" typeface="Arial"/>
+        <a:font script="Thai" typeface="Cordia New"/>
+        <a:font script="Ethi" typeface="Nyala"/>
+        <a:font script="Beng" typeface="Vrinda"/>
+        <a:font script="Gujr" typeface="Shruti"/>
+        <a:font script="Khmr" typeface="DaunPenh"/>
+        <a:font script="Knda" typeface="Tunga"/>
+        <a:font script="Guru" typeface="Raavi"/>
+        <a:font script="Cans" typeface="Euphemia"/>
+        <a:font script="Cher" typeface="Plantagenet Cherokee"/>
+        <a:font script="Yiii" typeface="Microsoft Yi Baiti"/>
+        <a:font script="Tibt" typeface="Microsoft Himalaya"/>
+        <a:font script="Thaa" typeface="MV Boli"/>
+        <a:font script="Deva" typeface="Mangal"/>
+        <a:font script="Telu" typeface="Gautami"/>
+        <a:font script="Taml" typeface="Latha"/>
+        <a:font script="Syrc" typeface="Estrangelo Edessa"/>
+        <a:font script="Orya" typeface="Kalinga"/>
+        <a:font script="Mlym" typeface="Kartika"/>
+        <a:font script="Laoo" typeface="DokChampa"/>
+        <a:font script="Sinh" typeface="Iskoola Pota"/>
+        <a:font script="Mong" typeface="Mongolian Baiti"/>
+        <a:font script="Viet" typeface="Arial"/>
+        <a:font script="Uigh" typeface="Microsoft Uighur"/>
+        <a:font script="Geor" typeface="Sylfaen"/>
+        <a:font script="Armn" typeface="Arial"/>
+        <a:font script="Bugi" typeface="Leelawadee UI"/>
+        <a:font script="Bopo" typeface="Microsoft JhengHei"/>
+        <a:font script="Java" typeface="Javanese Text"/>
+        <a:font script="Lisu" typeface="Segoe UI"/>
+        <a:font script="Mymr" typeface="Myanmar Text"/>
+        <a:font script="Nkoo" typeface="Ebrima"/>
+        <a:font script="Olck" typeface="Nirmala UI"/>
+        <a:font script="Osma" typeface="Ebrima"/>
+        <a:font script="Phag" typeface="Phagspa"/>
+        <a:font script="Syrn" typeface="Estrangelo Edessa"/>
+        <a:font script="Syrj" typeface="Estrangelo Edessa"/>
+        <a:font script="Syre" typeface="Estrangelo Edessa"/>
+        <a:font script="Sora" typeface="Nirmala UI"/>
+        <a:font script="Tale" typeface="Microsoft Tai Le"/>
+        <a:font script="Talu" typeface="Microsoft New Tai Lue"/>
+        <a:font script="Tfng" typeface="Ebrima"/>
+      </a:minorFont>
+    </a:fontScheme>
+    <a:fmtScheme name="Office">
+      <a:fillStyleLst>
+        <a:solidFill>
+          <a:schemeClr val="phClr"/>
+        </a:solidFill>
+        <a:gradFill rotWithShape="1">
+          <a:gsLst>
+            <a:gs pos="0">
+              <a:schemeClr val="phClr">
+                <a:lumMod val="110000"/>
+                <a:satMod val="105000"/>
+                <a:tint val="67000"/>
+              </a:schemeClr>
+            </a:gs>
+            <a:gs pos="50000">
+              <a:schemeClr val="phClr">
+                <a:lumMod val="105000"/>
+                <a:satMod val="103000"/>
+                <a:tint val="73000"/>
+              </a:schemeClr>
+            </a:gs>
+            <a:gs pos="100000">
+              <a:schemeClr val="phClr">
+                <a:lumMod val="105000"/>
+                <a:satMod val="109000"/>
+                <a:tint val="81000"/>
+              </a:schemeClr>
+            </a:gs>
+          </a:gsLst>
+          <a:lin ang="5400000" scaled="0"/>
+        </a:gradFill>
+        <a:gradFill rotWithShape="1">
+          <a:gsLst>
+            <a:gs pos="0">
+              <a:schemeClr val="phClr">
+                <a:satMod val="103000"/>
+                <a:lumMod val="102000"/>
+                <a:tint val="94000"/>
+              </a:schemeClr>
+            </a:gs>
+            <a:gs pos="50000">
+              <a:schemeClr val="phClr">
+                <a:satMod val="110000"/>
+                <a:lumMod val="100000"/>
+                <a:shade val="100000"/>
+              </a:schemeClr>
+            </a:gs>
+            <a:gs pos="100000">
+              <a:schemeClr val="phClr">
+                <a:lumMod val="99000"/>
+                <a:satMod val="120000"/>
+                <a:shade val="78000"/>
+              </a:schemeClr>
+            </a:gs>
+          </a:gsLst>
+          <a:lin ang="5400000" scaled="0"/>
+        </a:gradFill>
+      </a:fillStyleLst>
+      <a:lnStyleLst>
+        <a:ln w="12700" cap="flat" cmpd="sng" algn="ctr">
+          <a:solidFill>
+            <a:schemeClr val="phClr"/>
+          </a:solidFill>
+          <a:prstDash val="solid"/>
+          <a:miter lim="800000"/>
+        </a:ln>
+        <a:ln w="19050" cap="flat" cmpd="sng" algn="ctr">
+          <a:solidFill>
+            <a:schemeClr val="phClr"/>
+          </a:solidFill>
+          <a:prstDash val="solid"/>
+          <a:miter lim="800000"/>
+        </a:ln>
+        <a:ln w="25400" cap="flat" cmpd="sng" algn="ctr">
+          <a:solidFill>
+            <a:schemeClr val="phClr"/>
+          </a:solidFill>
+          <a:prstDash val="solid"/>
+          <a:miter lim="800000"/>
+        </a:ln>
+      </a:lnStyleLst>
+      <a:effectStyleLst>
+        <a:effectStyle>
+          <a:effectLst/>
+        </a:effectStyle>
+        <a:effectStyle>
+          <a:effectLst/>
+        </a:effectStyle>
+        <a:effectStyle>
+          <a:effectLst>
+            <a:outerShdw blurRad="57150" dist="19050" dir="5400000" algn="ctr" rotWithShape="0">
+              <a:srgbClr val="000000">
+                <a:alpha val="63000"/>
+              </a:srgbClr>
+            </a:outerShdw>
+          </a:effectLst>
+        </a:effectStyle>
+      </a:effectStyleLst>
+      <a:bgFillStyleLst>
+        <a:solidFill>
+          <a:schemeClr val="phClr"/>
+        </a:solidFill>
+        <a:solidFill>
+          <a:schemeClr val="phClr">
+            <a:tint val="95000"/>
+            <a:satMod val="170000"/>
+          </a:schemeClr>
+        </a:solidFill>
+        <a:gradFill rotWithShape="1">
+          <a:gsLst>
+            <a:gs pos="0">
+              <a:schemeClr val="phClr">
+                <a:tint val="93000"/>
+                <a:satMod val="150000"/>
+                <a:shade val="98000"/>
+                <a:lumMod val="102000"/>
+              </a:schemeClr>
+            </a:gs>
+            <a:gs pos="50000">
+              <a:schemeClr val="phClr">
+                <a:tint val="98000"/>
+                <a:satMod val="130000"/>
+                <a:shade val="90000"/>
+                <a:lumMod val="103000"/>
+              </a:schemeClr>
+            </a:gs>
+            <a:gs pos="100000">
+              <a:schemeClr val="phClr">
+                <a:shade val="63000"/>
+                <a:satMod val="120000"/>
+              </a:schemeClr>
+            </a:gs>
+          </a:gsLst>
+          <a:lin ang="5400000" scaled="0"/>
+        </a:gradFill>
+      </a:bgFillStyleLst>
+    </a:fmtScheme>
+  </a:themeElements>
+  <a:objectDefaults>
+    <a:lnDef>
+      <a:spPr/>
+      <a:bodyPr/>
+      <a:lstStyle/>
+      <a:style>
+        <a:lnRef idx="2">
+          <a:schemeClr val="accent1"/>
+        </a:lnRef>
+        <a:fillRef idx="0">
+          <a:schemeClr val="accent1"/>
+        </a:fillRef>
+        <a:effectRef idx="1">
+          <a:schemeClr val="accent1"/>
+        </a:effectRef>
+        <a:fontRef idx="minor">
+          <a:schemeClr val="tx1"/>
+        </a:fontRef>
+      </a:style>
+    </a:lnDef>
+  </a:objectDefaults>
+  <a:extraClrSchemeLst/>
+  <a:extLst>
+    <a:ext uri="{05A4C25C-085E-4340-85A3-A5531E510DB2}">
+      <thm15:themeFamily xmlns:thm15="http://schemas.microsoft.com/office/thememl/2012/main" name="Office Theme" id="{2E142A2C-CD16-42D6-873A-C26D2A0506FA}" vid="{1BDDFF52-6CD6-40A5-AB3C-68EB2F1E4D0A}"/>
+    </a:ext>
+  </a:extLst>
+</a:theme>
 </file>